--- a/SUJITH.docx
+++ b/SUJITH.docx
@@ -1,6 +1,6 @@
 
 <file path=word/document.xml><?xml version="1.0" encoding="utf-8"?>
-<w:document xmlns:mc="http://schemas.openxmlformats.org/markup-compatibility/2006" xmlns:ve="http://schemas.openxmlformats.org/markup-compatibility/2006" xmlns:o="urn:schemas-microsoft-com:office:office" xmlns:r="http://schemas.openxmlformats.org/officeDocument/2006/relationships" xmlns:m="http://schemas.openxmlformats.org/officeDocument/2006/math" xmlns:v="urn:schemas-microsoft-com:vml" xmlns:wp="http://schemas.openxmlformats.org/drawingml/2006/wordprocessingDrawing" xmlns:w10="urn:schemas-microsoft-com:office:word" xmlns:w="http://schemas.openxmlformats.org/wordprocessingml/2006/main" xmlns:wne="http://schemas.microsoft.com/office/word/2006/wordml" xmlns:a="http://schemas.openxmlformats.org/drawingml/2006/main" xmlns:pic="http://schemas.openxmlformats.org/drawingml/2006/picture" xmlns:wpg="http://schemas.microsoft.com/office/word/2010/wordprocessingGroup" xmlns:wps="http://schemas.microsoft.com/office/word/2010/wordprocessingShape" xmlns:w14="http://schemas.microsoft.com/office/word/2010/wordml" mc:Ignorable="w14" xml:space="preserve">
+<w:document xmlns:wpc="http://schemas.microsoft.com/office/word/2010/wordprocessingCanvas" xmlns:mc="http://schemas.openxmlformats.org/markup-compatibility/2006" xmlns:o="urn:schemas-microsoft-com:office:office" xmlns:r="http://schemas.openxmlformats.org/officeDocument/2006/relationships" xmlns:m="http://schemas.openxmlformats.org/officeDocument/2006/math" xmlns:v="urn:schemas-microsoft-com:vml" xmlns:wp14="http://schemas.microsoft.com/office/word/2010/wordprocessingDrawing" xmlns:wp="http://schemas.openxmlformats.org/drawingml/2006/wordprocessingDrawing" xmlns:w10="urn:schemas-microsoft-com:office:word" xmlns:w="http://schemas.openxmlformats.org/wordprocessingml/2006/main" xmlns:w14="http://schemas.microsoft.com/office/word/2010/wordml" xmlns:w15="http://schemas.microsoft.com/office/word/2012/wordml" xmlns:wpg="http://schemas.microsoft.com/office/word/2010/wordprocessingGroup" xmlns:wpi="http://schemas.microsoft.com/office/word/2010/wordprocessingInk" xmlns:wne="http://schemas.microsoft.com/office/word/2006/wordml" xmlns:wps="http://schemas.microsoft.com/office/word/2010/wordprocessingShape" mc:Ignorable="w14 w15 wp14">
   <w:body>
     <w:p>
       <w:pPr>
@@ -159,7 +159,6 @@
     <w:p>
       <w:pPr>
         <w:pStyle w:val="BodyText"/>
-        <w:spacing w:after="0"/>
         <w:rPr>
           <w:rFonts w:ascii="Times New Roman"/>
           <w:sz w:val="20"/>
@@ -167,7 +166,8 @@
         <w:sectPr>
           <w:type w:val="continuous"/>
           <w:pgSz w:w="11910" w:h="16850"/>
-          <w:pgMar w:top="0" w:bottom="280" w:left="0" w:right="0"/>
+          <w:pgMar w:top="0" w:right="0" w:bottom="280" w:left="0" w:header="720" w:footer="720" w:gutter="0"/>
+          <w:cols w:space="720"/>
         </w:sectPr>
       </w:pPr>
     </w:p>
@@ -192,19 +192,19 @@
     </w:p>
     <w:p>
       <w:pPr>
-        <w:spacing w:before="0"/>
-        <w:ind w:left="1222" w:right="0" w:firstLine="0"/>
-        <w:jc w:val="left"/>
+        <w:ind w:left="1222"/>
         <w:rPr>
           <w:sz w:val="16"/>
         </w:rPr>
       </w:pPr>
       <w:r>
         <w:rPr>
+          <w:noProof/>
           <w:sz w:val="16"/>
+          <w:lang w:val="en-IN" w:eastAsia="en-IN"/>
         </w:rPr>
         <w:drawing>
-          <wp:anchor distT="0" distB="0" distL="0" distR="0" allowOverlap="1" layoutInCell="1" locked="0" behindDoc="0" simplePos="0" relativeHeight="15729152">
+          <wp:anchor distT="0" distB="0" distL="0" distR="0" simplePos="0" relativeHeight="15729152" behindDoc="0" locked="0" layoutInCell="1" allowOverlap="1">
             <wp:simplePos x="0" y="0"/>
             <wp:positionH relativeFrom="page">
               <wp:posOffset>432285</wp:posOffset>
@@ -217,17 +217,17 @@
             <wp:wrapNone/>
             <wp:docPr id="1" name="Image 1"/>
             <wp:cNvGraphicFramePr>
-              <a:graphicFrameLocks/>
+              <a:graphicFrameLocks xmlns:a="http://schemas.openxmlformats.org/drawingml/2006/main"/>
             </wp:cNvGraphicFramePr>
-            <a:graphic>
+            <a:graphic xmlns:a="http://schemas.openxmlformats.org/drawingml/2006/main">
               <a:graphicData uri="http://schemas.openxmlformats.org/drawingml/2006/picture">
-                <pic:pic>
+                <pic:pic xmlns:pic="http://schemas.openxmlformats.org/drawingml/2006/picture">
                   <pic:nvPicPr>
                     <pic:cNvPr id="1" name="Image 1"/>
                     <pic:cNvPicPr/>
                   </pic:nvPicPr>
                   <pic:blipFill>
-                    <a:blip r:embed="rId5" cstate="print"/>
+                    <a:blip r:embed="rId4" cstate="print"/>
                     <a:stretch>
                       <a:fillRect/>
                     </a:stretch>
@@ -252,6 +252,15 @@
           <w:spacing w:val="-2"/>
           <w:sz w:val="16"/>
         </w:rPr>
+        <w:t xml:space="preserve">+91 </w:t>
+      </w:r>
+      <w:bookmarkStart w:id="0" w:name="_GoBack"/>
+      <w:bookmarkEnd w:id="0"/>
+      <w:r>
+        <w:rPr>
+          <w:spacing w:val="-2"/>
+          <w:sz w:val="16"/>
+        </w:rPr>
         <w:t>9384754439</w:t>
       </w:r>
     </w:p>
@@ -266,19 +275,20 @@
     </w:p>
     <w:p>
       <w:pPr>
-        <w:spacing w:line="664" w:lineRule="auto" w:before="0"/>
-        <w:ind w:left="1222" w:right="55" w:firstLine="0"/>
-        <w:jc w:val="left"/>
+        <w:spacing w:line="664" w:lineRule="auto"/>
+        <w:ind w:left="1222" w:right="55"/>
         <w:rPr>
           <w:sz w:val="16"/>
         </w:rPr>
       </w:pPr>
       <w:r>
         <w:rPr>
+          <w:noProof/>
           <w:sz w:val="16"/>
+          <w:lang w:val="en-IN" w:eastAsia="en-IN"/>
         </w:rPr>
         <w:drawing>
-          <wp:anchor distT="0" distB="0" distL="0" distR="0" allowOverlap="1" layoutInCell="1" locked="0" behindDoc="0" simplePos="0" relativeHeight="15728640">
+          <wp:anchor distT="0" distB="0" distL="0" distR="0" simplePos="0" relativeHeight="15728640" behindDoc="0" locked="0" layoutInCell="1" allowOverlap="1">
             <wp:simplePos x="0" y="0"/>
             <wp:positionH relativeFrom="page">
               <wp:posOffset>442828</wp:posOffset>
@@ -291,17 +301,17 @@
             <wp:wrapNone/>
             <wp:docPr id="2" name="Image 2"/>
             <wp:cNvGraphicFramePr>
-              <a:graphicFrameLocks/>
+              <a:graphicFrameLocks xmlns:a="http://schemas.openxmlformats.org/drawingml/2006/main"/>
             </wp:cNvGraphicFramePr>
-            <a:graphic>
+            <a:graphic xmlns:a="http://schemas.openxmlformats.org/drawingml/2006/main">
               <a:graphicData uri="http://schemas.openxmlformats.org/drawingml/2006/picture">
-                <pic:pic>
+                <pic:pic xmlns:pic="http://schemas.openxmlformats.org/drawingml/2006/picture">
                   <pic:nvPicPr>
                     <pic:cNvPr id="2" name="Image 2"/>
                     <pic:cNvPicPr/>
                   </pic:nvPicPr>
                   <pic:blipFill>
-                    <a:blip r:embed="rId6" cstate="print"/>
+                    <a:blip r:embed="rId5" cstate="print"/>
                     <a:stretch>
                       <a:fillRect/>
                     </a:stretch>
@@ -323,10 +333,12 @@
       </w:r>
       <w:r>
         <w:rPr>
+          <w:noProof/>
           <w:sz w:val="16"/>
+          <w:lang w:val="en-IN" w:eastAsia="en-IN"/>
         </w:rPr>
         <w:drawing>
-          <wp:anchor distT="0" distB="0" distL="0" distR="0" allowOverlap="1" layoutInCell="1" locked="0" behindDoc="0" simplePos="0" relativeHeight="15729664">
+          <wp:anchor distT="0" distB="0" distL="0" distR="0" simplePos="0" relativeHeight="15729664" behindDoc="0" locked="0" layoutInCell="1" allowOverlap="1">
             <wp:simplePos x="0" y="0"/>
             <wp:positionH relativeFrom="page">
               <wp:posOffset>442828</wp:posOffset>
@@ -339,17 +351,17 @@
             <wp:wrapNone/>
             <wp:docPr id="3" name="Image 3"/>
             <wp:cNvGraphicFramePr>
-              <a:graphicFrameLocks/>
+              <a:graphicFrameLocks xmlns:a="http://schemas.openxmlformats.org/drawingml/2006/main"/>
             </wp:cNvGraphicFramePr>
-            <a:graphic>
+            <a:graphic xmlns:a="http://schemas.openxmlformats.org/drawingml/2006/main">
               <a:graphicData uri="http://schemas.openxmlformats.org/drawingml/2006/picture">
-                <pic:pic>
+                <pic:pic xmlns:pic="http://schemas.openxmlformats.org/drawingml/2006/picture">
                   <pic:nvPicPr>
                     <pic:cNvPr id="3" name="Image 3"/>
                     <pic:cNvPicPr/>
                   </pic:nvPicPr>
                   <pic:blipFill>
-                    <a:blip r:embed="rId7" cstate="print"/>
+                    <a:blip r:embed="rId6" cstate="print"/>
                     <a:stretch>
                       <a:fillRect/>
                     </a:stretch>
@@ -369,7 +381,7 @@
           </wp:anchor>
         </w:drawing>
       </w:r>
-      <w:hyperlink r:id="rId8">
+      <w:hyperlink r:id="rId7">
         <w:r>
           <w:rPr>
             <w:spacing w:val="-2"/>
@@ -383,34 +395,60 @@
           <w:spacing w:val="40"/>
           <w:sz w:val="16"/>
         </w:rPr>
-        <w:t> </w:t>
-      </w:r>
+        <w:t xml:space="preserve"> </w:t>
+      </w:r>
+      <w:proofErr w:type="spellStart"/>
       <w:r>
         <w:rPr>
           <w:spacing w:val="-6"/>
           <w:sz w:val="16"/>
         </w:rPr>
-        <w:t>karunya nagar,coimbatore </w:t>
-      </w:r>
+        <w:t>karunya</w:t>
+      </w:r>
+      <w:proofErr w:type="spellEnd"/>
       <w:r>
         <w:rPr>
           <w:spacing w:val="-6"/>
           <w:sz w:val="16"/>
         </w:rPr>
-        <w:t>641114</w:t>
+        <w:t xml:space="preserve"> </w:t>
+      </w:r>
+      <w:proofErr w:type="spellStart"/>
+      <w:r>
+        <w:rPr>
+          <w:spacing w:val="-6"/>
+          <w:sz w:val="16"/>
+        </w:rPr>
+        <w:t>nagar</w:t>
+      </w:r>
+      <w:proofErr w:type="gramStart"/>
+      <w:r>
+        <w:rPr>
+          <w:spacing w:val="-6"/>
+          <w:sz w:val="16"/>
+        </w:rPr>
+        <w:t>,coimbatore</w:t>
+      </w:r>
+      <w:proofErr w:type="spellEnd"/>
+      <w:proofErr w:type="gramEnd"/>
+      <w:r>
+        <w:rPr>
+          <w:spacing w:val="-6"/>
+          <w:sz w:val="16"/>
+        </w:rPr>
+        <w:t xml:space="preserve"> 641114</w:t>
       </w:r>
     </w:p>
     <w:p>
       <w:pPr>
         <w:spacing w:before="91"/>
-        <w:ind w:left="1222" w:right="0" w:firstLine="0"/>
+        <w:ind w:left="1222"/>
         <w:jc w:val="both"/>
         <w:rPr>
           <w:sz w:val="24"/>
         </w:rPr>
       </w:pPr>
       <w:r>
-        <w:rPr/>
         <w:br w:type="column"/>
       </w:r>
       <w:r>
@@ -418,6 +456,7 @@
           <w:color w:val="2E2A36"/>
           <w:sz w:val="24"/>
         </w:rPr>
+        <w:lastRenderedPageBreak/>
         <w:t>O</w:t>
       </w:r>
       <w:r>
@@ -426,7 +465,7 @@
           <w:spacing w:val="-38"/>
           <w:sz w:val="24"/>
         </w:rPr>
-        <w:t> </w:t>
+        <w:t xml:space="preserve"> </w:t>
       </w:r>
       <w:r>
         <w:rPr>
@@ -441,7 +480,7 @@
           <w:spacing w:val="-38"/>
           <w:sz w:val="24"/>
         </w:rPr>
-        <w:t> </w:t>
+        <w:t xml:space="preserve"> </w:t>
       </w:r>
       <w:r>
         <w:rPr>
@@ -456,7 +495,7 @@
           <w:spacing w:val="-37"/>
           <w:sz w:val="24"/>
         </w:rPr>
-        <w:t> </w:t>
+        <w:t xml:space="preserve"> </w:t>
       </w:r>
       <w:r>
         <w:rPr>
@@ -471,7 +510,7 @@
           <w:spacing w:val="-38"/>
           <w:sz w:val="24"/>
         </w:rPr>
-        <w:t> </w:t>
+        <w:t xml:space="preserve"> </w:t>
       </w:r>
       <w:r>
         <w:rPr>
@@ -486,7 +525,7 @@
           <w:spacing w:val="-37"/>
           <w:sz w:val="24"/>
         </w:rPr>
-        <w:t> </w:t>
+        <w:t xml:space="preserve"> </w:t>
       </w:r>
       <w:r>
         <w:rPr>
@@ -501,7 +540,7 @@
           <w:spacing w:val="-38"/>
           <w:sz w:val="24"/>
         </w:rPr>
-        <w:t> </w:t>
+        <w:t xml:space="preserve"> </w:t>
       </w:r>
       <w:r>
         <w:rPr>
@@ -516,7 +555,7 @@
           <w:spacing w:val="-37"/>
           <w:sz w:val="24"/>
         </w:rPr>
-        <w:t> </w:t>
+        <w:t xml:space="preserve"> </w:t>
       </w:r>
       <w:r>
         <w:rPr>
@@ -531,7 +570,7 @@
           <w:spacing w:val="-38"/>
           <w:sz w:val="24"/>
         </w:rPr>
-        <w:t> </w:t>
+        <w:t xml:space="preserve"> </w:t>
       </w:r>
       <w:r>
         <w:rPr>
@@ -559,11 +598,14 @@
         <w:jc w:val="both"/>
       </w:pPr>
       <w:r>
-        <w:rPr/>
+        <w:rPr>
+          <w:noProof/>
+          <w:lang w:val="en-IN" w:eastAsia="en-IN"/>
+        </w:rPr>
         <mc:AlternateContent>
-          <mc:Choice Requires="wps">
+          <mc:Choice Requires="wpg">
             <w:drawing>
-              <wp:anchor distT="0" distB="0" distL="0" distR="0" allowOverlap="1" layoutInCell="1" locked="0" behindDoc="0" simplePos="0" relativeHeight="15730176">
+              <wp:anchor distT="0" distB="0" distL="0" distR="0" simplePos="0" relativeHeight="15730176" behindDoc="0" locked="0" layoutInCell="1" allowOverlap="1">
                 <wp:simplePos x="0" y="0"/>
                 <wp:positionH relativeFrom="page">
                   <wp:posOffset>0</wp:posOffset>
@@ -576,17 +618,19 @@
                 <wp:wrapNone/>
                 <wp:docPr id="4" name="Group 4"/>
                 <wp:cNvGraphicFramePr>
-                  <a:graphicFrameLocks/>
+                  <a:graphicFrameLocks xmlns:a="http://schemas.openxmlformats.org/drawingml/2006/main"/>
                 </wp:cNvGraphicFramePr>
-                <a:graphic>
+                <a:graphic xmlns:a="http://schemas.openxmlformats.org/drawingml/2006/main">
                   <a:graphicData uri="http://schemas.microsoft.com/office/word/2010/wordprocessingGroup">
                     <wpg:wgp>
-                      <wpg:cNvPr id="4" name="Group 4"/>
-                      <wpg:cNvGrpSpPr/>
+                      <wpg:cNvGrpSpPr>
+                        <a:grpSpLocks/>
+                      </wpg:cNvGrpSpPr>
                       <wpg:grpSpPr>
                         <a:xfrm>
                           <a:off x="0" y="0"/>
                           <a:ext cx="7562850" cy="2570480"/>
+                          <a:chOff x="0" y="0"/>
                           <a:chExt cx="7562850" cy="2570480"/>
                         </a:xfrm>
                       </wpg:grpSpPr>
@@ -676,13 +720,13 @@
                           <a:noAutofit/>
                         </wps:bodyPr>
                       </wps:wsp>
-                      <pic:pic>
+                      <pic:pic xmlns:pic="http://schemas.openxmlformats.org/drawingml/2006/picture">
                         <pic:nvPicPr>
                           <pic:cNvPr id="7" name="Image 7"/>
                           <pic:cNvPicPr/>
                         </pic:nvPicPr>
                         <pic:blipFill>
-                          <a:blip r:embed="rId9" cstate="print"/>
+                          <a:blip r:embed="rId8" cstate="print"/>
                           <a:stretch>
                             <a:fillRect/>
                           </a:stretch>
@@ -713,7 +757,7 @@
                           <w:txbxContent>
                             <w:p>
                               <w:pPr>
-                                <w:spacing w:line="240" w:lineRule="auto" w:before="921"/>
+                                <w:spacing w:before="921"/>
                                 <w:rPr>
                                   <w:sz w:val="78"/>
                                 </w:rPr>
@@ -721,8 +765,8 @@
                             </w:p>
                             <w:p>
                               <w:pPr>
-                                <w:spacing w:line="861" w:lineRule="exact" w:before="0"/>
-                                <w:ind w:left="146" w:right="0" w:firstLine="0"/>
+                                <w:spacing w:line="861" w:lineRule="exact"/>
+                                <w:ind w:left="146"/>
                                 <w:jc w:val="center"/>
                                 <w:rPr>
                                   <w:rFonts w:ascii="Tahoma"/>
@@ -741,8 +785,8 @@
                             </w:p>
                             <w:p>
                               <w:pPr>
-                                <w:spacing w:line="861" w:lineRule="exact" w:before="0"/>
-                                <w:ind w:left="4612" w:right="0" w:firstLine="0"/>
+                                <w:spacing w:line="861" w:lineRule="exact"/>
+                                <w:ind w:left="4612"/>
                                 <w:jc w:val="center"/>
                                 <w:rPr>
                                   <w:rFonts w:ascii="Tahoma"/>
@@ -773,28 +817,45 @@
           </mc:Choice>
           <mc:Fallback>
             <w:pict>
-              <v:group style="position:absolute;margin-left:-.00005pt;margin-top:-234.331345pt;width:595.5pt;height:202.4pt;mso-position-horizontal-relative:page;mso-position-vertical-relative:paragraph;z-index:15730176" id="docshapegroup1" coordorigin="0,-4687" coordsize="11910,4048">
-                <v:shape style="position:absolute;left:0;top:-4687;width:5378;height:4048" id="docshape2" coordorigin="0,-4687" coordsize="5378,4048" path="m0,-639l0,-4687,5378,-4687,0,-639xe" filled="true" fillcolor="#754f3f" stroked="false">
+              <v:group id="Group 4" o:spid="_x0000_s1026" style="position:absolute;left:0;text-align:left;margin-left:0;margin-top:-234.35pt;width:595.5pt;height:202.4pt;z-index:15730176;mso-wrap-distance-left:0;mso-wrap-distance-right:0;mso-position-horizontal-relative:page" coordsize="75628,25704" o:gfxdata="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">
+                <v:shape id="Graphic 5" o:spid="_x0000_s1027" style="position:absolute;width:34150;height:25704;visibility:visible;mso-wrap-style:square;v-text-anchor:top" coordsize="3415029,2570480" o:gfxdata="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" path="m,2570273l,,3414793,,,2570273xe" fillcolor="#754f3f" stroked="f">
                   <v:path arrowok="t"/>
-                  <v:fill type="solid"/>
                 </v:shape>
-                <v:shape style="position:absolute;left:2373;top:-4687;width:9537;height:2716" id="docshape3" coordorigin="2373,-4687" coordsize="9537,2716" path="m2373,-4687l11910,-4687,11910,-1971,2373,-4687xe" filled="true" fillcolor="#2a426a" stroked="false">
+                <v:shape id="Graphic 6" o:spid="_x0000_s1028" style="position:absolute;left:15068;width:60560;height:17246;visibility:visible;mso-wrap-style:square;v-text-anchor:top" coordsize="6055995,1724660" o:gfxdata="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" path="m,l6055955,r,1724173l,xe" fillcolor="#2a426a" stroked="f">
                   <v:path arrowok="t"/>
-                  <v:fill type="solid"/>
                 </v:shape>
-                <v:shape style="position:absolute;left:783;top:-4128;width:2625;height:3204" type="#_x0000_t75" id="docshape4" stroked="false">
+                <v:shapetype id="_x0000_t75" coordsize="21600,21600" o:spt="75" o:preferrelative="t" path="m@4@5l@4@11@9@11@9@5xe" filled="f" stroked="f">
+                  <v:stroke joinstyle="miter"/>
+                  <v:formulas>
+                    <v:f eqn="if lineDrawn pixelLineWidth 0"/>
+                    <v:f eqn="sum @0 1 0"/>
+                    <v:f eqn="sum 0 0 @1"/>
+                    <v:f eqn="prod @2 1 2"/>
+                    <v:f eqn="prod @3 21600 pixelWidth"/>
+                    <v:f eqn="prod @3 21600 pixelHeight"/>
+                    <v:f eqn="sum @0 0 1"/>
+                    <v:f eqn="prod @6 1 2"/>
+                    <v:f eqn="prod @7 21600 pixelWidth"/>
+                    <v:f eqn="sum @8 21600 0"/>
+                    <v:f eqn="prod @7 21600 pixelHeight"/>
+                    <v:f eqn="sum @10 21600 0"/>
+                  </v:formulas>
+                  <v:path o:extrusionok="f" gradientshapeok="t" o:connecttype="rect"/>
+                  <o:lock v:ext="edit" aspectratio="t"/>
+                </v:shapetype>
+                <v:shape id="Image 7" o:spid="_x0000_s1029" type="#_x0000_t75" style="position:absolute;left:4978;top:3549;width:16668;height:20340;visibility:visible;mso-wrap-style:square" o:gfxdata="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">
                   <v:imagedata r:id="rId9" o:title=""/>
                 </v:shape>
-                <v:shapetype id="_x0000_t202" o:spt="202" coordsize="21600,21600" path="m,l,21600r21600,l21600,xe">
+                <v:shapetype id="_x0000_t202" coordsize="21600,21600" o:spt="202" path="m,l,21600r21600,l21600,xe">
                   <v:stroke joinstyle="miter"/>
                   <v:path gradientshapeok="t" o:connecttype="rect"/>
                 </v:shapetype>
-                <v:shape style="position:absolute;left:0;top:-4687;width:11910;height:4048" type="#_x0000_t202" id="docshape5" filled="false" stroked="false">
+                <v:shape id="Textbox 8" o:spid="_x0000_s1030" type="#_x0000_t202" style="position:absolute;width:75628;height:25704;visibility:visible;mso-wrap-style:square;v-text-anchor:top" o:gfxdata="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" filled="f" stroked="f">
                   <v:textbox inset="0,0,0,0">
                     <w:txbxContent>
                       <w:p>
                         <w:pPr>
-                          <w:spacing w:line="240" w:lineRule="auto" w:before="921"/>
+                          <w:spacing w:before="921"/>
                           <w:rPr>
                             <w:sz w:val="78"/>
                           </w:rPr>
@@ -802,8 +863,8 @@
                       </w:p>
                       <w:p>
                         <w:pPr>
-                          <w:spacing w:line="861" w:lineRule="exact" w:before="0"/>
-                          <w:ind w:left="146" w:right="0" w:firstLine="0"/>
+                          <w:spacing w:line="861" w:lineRule="exact"/>
+                          <w:ind w:left="146"/>
                           <w:jc w:val="center"/>
                           <w:rPr>
                             <w:rFonts w:ascii="Tahoma"/>
@@ -822,8 +883,8 @@
                       </w:p>
                       <w:p>
                         <w:pPr>
-                          <w:spacing w:line="861" w:lineRule="exact" w:before="0"/>
-                          <w:ind w:left="4612" w:right="0" w:firstLine="0"/>
+                          <w:spacing w:line="861" w:lineRule="exact"/>
+                          <w:ind w:left="4612"/>
                           <w:jc w:val="center"/>
                           <w:rPr>
                             <w:rFonts w:ascii="Tahoma"/>
@@ -842,191 +903,181 @@
                       </w:p>
                     </w:txbxContent>
                   </v:textbox>
-                  <w10:wrap type="none"/>
                 </v:shape>
-                <w10:wrap type="none"/>
+                <w10:wrap anchorx="page"/>
               </v:group>
             </w:pict>
           </mc:Fallback>
         </mc:AlternateContent>
       </w:r>
       <w:r>
-        <w:rPr/>
-        <w:t>Motivated college student majoring in Computer </w:t>
-      </w:r>
-      <w:r>
-        <w:rPr/>
+        <w:t xml:space="preserve">Motivated college student majoring in Computer </w:t>
+      </w:r>
+      <w:r>
         <w:t>Science with a strong passion for coding and problem-solving.</w:t>
       </w:r>
     </w:p>
     <w:p>
       <w:pPr>
         <w:pStyle w:val="BodyText"/>
-        <w:spacing w:line="312" w:lineRule="auto" w:before="1"/>
+        <w:spacing w:before="1" w:line="312" w:lineRule="auto"/>
         <w:ind w:left="1222" w:right="1156"/>
         <w:jc w:val="both"/>
       </w:pPr>
       <w:r>
-        <w:rPr/>
         <w:t>Seeking</w:t>
       </w:r>
       <w:r>
         <w:rPr>
           <w:spacing w:val="-6"/>
         </w:rPr>
-        <w:t> </w:t>
-      </w:r>
-      <w:r>
-        <w:rPr/>
+        <w:t xml:space="preserve"> </w:t>
+      </w:r>
+      <w:r>
         <w:t>an</w:t>
       </w:r>
       <w:r>
         <w:rPr>
           <w:spacing w:val="-6"/>
         </w:rPr>
-        <w:t> </w:t>
-      </w:r>
-      <w:r>
-        <w:rPr/>
+        <w:t xml:space="preserve"> </w:t>
+      </w:r>
+      <w:r>
         <w:t>internship</w:t>
       </w:r>
       <w:r>
         <w:rPr>
           <w:spacing w:val="-6"/>
         </w:rPr>
-        <w:t> </w:t>
-      </w:r>
-      <w:r>
-        <w:rPr/>
+        <w:t xml:space="preserve"> </w:t>
+      </w:r>
+      <w:r>
         <w:t>to</w:t>
       </w:r>
       <w:r>
         <w:rPr>
           <w:spacing w:val="-6"/>
         </w:rPr>
-        <w:t> </w:t>
-      </w:r>
-      <w:r>
-        <w:rPr/>
+        <w:t xml:space="preserve"> </w:t>
+      </w:r>
+      <w:r>
         <w:t>apply</w:t>
       </w:r>
       <w:r>
         <w:rPr>
           <w:spacing w:val="-6"/>
         </w:rPr>
-        <w:t> </w:t>
-      </w:r>
-      <w:r>
-        <w:rPr/>
+        <w:t xml:space="preserve"> </w:t>
+      </w:r>
+      <w:r>
         <w:t>technical</w:t>
       </w:r>
       <w:r>
         <w:rPr>
           <w:spacing w:val="-6"/>
         </w:rPr>
-        <w:t> </w:t>
-      </w:r>
-      <w:r>
-        <w:rPr/>
+        <w:t xml:space="preserve"> </w:t>
+      </w:r>
+      <w:r>
         <w:t>and</w:t>
       </w:r>
       <w:r>
         <w:rPr>
           <w:spacing w:val="-6"/>
         </w:rPr>
-        <w:t> </w:t>
-      </w:r>
-      <w:r>
-        <w:rPr/>
+        <w:t xml:space="preserve"> </w:t>
+      </w:r>
+      <w:r>
         <w:t>collaborative skills</w:t>
       </w:r>
       <w:r>
         <w:rPr>
           <w:spacing w:val="-4"/>
         </w:rPr>
-        <w:t> </w:t>
-      </w:r>
-      <w:r>
-        <w:rPr/>
+        <w:t xml:space="preserve"> </w:t>
+      </w:r>
+      <w:r>
         <w:t>while</w:t>
       </w:r>
       <w:r>
         <w:rPr>
           <w:spacing w:val="-4"/>
         </w:rPr>
-        <w:t> </w:t>
-      </w:r>
-      <w:r>
-        <w:rPr/>
+        <w:t xml:space="preserve"> </w:t>
+      </w:r>
+      <w:r>
         <w:t>contributing</w:t>
       </w:r>
       <w:r>
         <w:rPr>
           <w:spacing w:val="-4"/>
         </w:rPr>
-        <w:t> </w:t>
-      </w:r>
-      <w:r>
-        <w:rPr/>
+        <w:t xml:space="preserve"> </w:t>
+      </w:r>
+      <w:r>
         <w:t>to</w:t>
       </w:r>
       <w:r>
         <w:rPr>
           <w:spacing w:val="-4"/>
         </w:rPr>
-        <w:t> </w:t>
-      </w:r>
-      <w:r>
-        <w:rPr/>
+        <w:t xml:space="preserve"> </w:t>
+      </w:r>
+      <w:r>
         <w:t>innovative</w:t>
       </w:r>
       <w:r>
         <w:rPr>
           <w:spacing w:val="-4"/>
         </w:rPr>
-        <w:t> </w:t>
-      </w:r>
-      <w:r>
-        <w:rPr/>
+        <w:t xml:space="preserve"> </w:t>
+      </w:r>
+      <w:r>
         <w:t>projects</w:t>
       </w:r>
       <w:r>
         <w:rPr>
           <w:spacing w:val="-4"/>
         </w:rPr>
-        <w:t> </w:t>
-      </w:r>
-      <w:r>
-        <w:rPr/>
+        <w:t xml:space="preserve"> </w:t>
+      </w:r>
+      <w:r>
         <w:t>in</w:t>
       </w:r>
       <w:r>
         <w:rPr>
           <w:spacing w:val="-4"/>
         </w:rPr>
-        <w:t> </w:t>
-      </w:r>
-      <w:r>
-        <w:rPr/>
-        <w:t>software </w:t>
-      </w:r>
+        <w:t xml:space="preserve"> </w:t>
+      </w:r>
+      <w:r>
+        <w:t xml:space="preserve">software </w:t>
+      </w:r>
+      <w:proofErr w:type="gramStart"/>
       <w:r>
         <w:rPr>
           <w:spacing w:val="-2"/>
         </w:rPr>
-        <w:t>development.</w:t>
-      </w:r>
-    </w:p>
-    <w:p>
-      <w:pPr>
-        <w:pStyle w:val="BodyText"/>
-        <w:spacing w:after="0" w:line="312" w:lineRule="auto"/>
+        <w:t>development</w:t>
+      </w:r>
+      <w:proofErr w:type="gramEnd"/>
+      <w:r>
+        <w:rPr>
+          <w:spacing w:val="-2"/>
+        </w:rPr>
+        <w:t>.</w:t>
+      </w:r>
+    </w:p>
+    <w:p>
+      <w:pPr>
+        <w:pStyle w:val="BodyText"/>
+        <w:spacing w:line="312" w:lineRule="auto"/>
         <w:jc w:val="both"/>
         <w:sectPr>
           <w:type w:val="continuous"/>
           <w:pgSz w:w="11910" w:h="16850"/>
-          <w:pgMar w:top="0" w:bottom="280" w:left="0" w:right="0"/>
-          <w:cols w:num="2" w:equalWidth="0">
+          <w:pgMar w:top="0" w:right="0" w:bottom="280" w:left="0" w:header="720" w:footer="720" w:gutter="0"/>
+          <w:cols w:num="2" w:space="720" w:equalWidth="0">
             <w:col w:w="3918" w:space="375"/>
             <w:col w:w="7617"/>
           </w:cols>
@@ -1045,14 +1096,14 @@
     <w:p>
       <w:pPr>
         <w:pStyle w:val="BodyText"/>
-        <w:spacing w:after="0"/>
         <w:rPr>
           <w:sz w:val="17"/>
         </w:rPr>
         <w:sectPr>
           <w:type w:val="continuous"/>
           <w:pgSz w:w="11910" w:h="16850"/>
-          <w:pgMar w:top="0" w:bottom="280" w:left="0" w:right="0"/>
+          <w:pgMar w:top="0" w:right="0" w:bottom="280" w:left="0" w:header="720" w:footer="720" w:gutter="0"/>
+          <w:cols w:space="720"/>
         </w:sectPr>
       </w:pPr>
     </w:p>
@@ -1083,7 +1134,7 @@
           <w:rFonts w:ascii="Times New Roman"/>
           <w:spacing w:val="-14"/>
         </w:rPr>
-        <w:t> </w:t>
+        <w:t xml:space="preserve"> </w:t>
       </w:r>
       <w:r>
         <w:rPr>
@@ -1096,7 +1147,7 @@
           <w:rFonts w:ascii="Times New Roman"/>
           <w:spacing w:val="-14"/>
         </w:rPr>
-        <w:t> </w:t>
+        <w:t xml:space="preserve"> </w:t>
       </w:r>
       <w:r>
         <w:rPr>
@@ -1109,7 +1160,7 @@
           <w:rFonts w:ascii="Times New Roman"/>
           <w:spacing w:val="-14"/>
         </w:rPr>
-        <w:t> </w:t>
+        <w:t xml:space="preserve"> </w:t>
       </w:r>
       <w:r>
         <w:rPr>
@@ -1122,20 +1173,22 @@
           <w:rFonts w:ascii="Times New Roman"/>
           <w:spacing w:val="-15"/>
         </w:rPr>
-        <w:t> </w:t>
-      </w:r>
+        <w:t xml:space="preserve"> </w:t>
+      </w:r>
+      <w:proofErr w:type="spellStart"/>
       <w:r>
         <w:rPr>
           <w:rFonts w:ascii="Times New Roman"/>
         </w:rPr>
         <w:t>L</w:t>
       </w:r>
+      <w:proofErr w:type="spellEnd"/>
       <w:r>
         <w:rPr>
           <w:rFonts w:ascii="Times New Roman"/>
           <w:spacing w:val="-14"/>
         </w:rPr>
-        <w:t> </w:t>
+        <w:t xml:space="preserve"> </w:t>
       </w:r>
       <w:r>
         <w:rPr>
@@ -1152,14 +1205,13 @@
         <w:ind w:left="863"/>
       </w:pPr>
       <w:r>
-        <w:rPr/>
         <w:t>TECHNICAL</w:t>
       </w:r>
       <w:r>
         <w:rPr>
           <w:spacing w:val="10"/>
         </w:rPr>
-        <w:t> </w:t>
+        <w:t xml:space="preserve"> </w:t>
       </w:r>
       <w:r>
         <w:rPr>
@@ -1176,7 +1228,9 @@
       </w:pPr>
       <w:r>
         <w:rPr>
+          <w:noProof/>
           <w:position w:val="2"/>
+          <w:lang w:val="en-IN" w:eastAsia="en-IN"/>
         </w:rPr>
         <w:drawing>
           <wp:inline distT="0" distB="0" distL="0" distR="0">
@@ -1184,11 +1238,11 @@
             <wp:effectExtent l="0" t="0" r="0" b="0"/>
             <wp:docPr id="9" name="Image 9"/>
             <wp:cNvGraphicFramePr>
-              <a:graphicFrameLocks/>
+              <a:graphicFrameLocks xmlns:a="http://schemas.openxmlformats.org/drawingml/2006/main"/>
             </wp:cNvGraphicFramePr>
-            <a:graphic>
+            <a:graphic xmlns:a="http://schemas.openxmlformats.org/drawingml/2006/main">
               <a:graphicData uri="http://schemas.openxmlformats.org/drawingml/2006/picture">
-                <pic:pic>
+                <pic:pic xmlns:pic="http://schemas.openxmlformats.org/drawingml/2006/picture">
                   <pic:nvPicPr>
                     <pic:cNvPr id="9" name="Image 9"/>
                     <pic:cNvPicPr/>
@@ -1216,19 +1270,13 @@
       </w:r>
       <w:r>
         <w:rPr>
-          <w:position w:val="2"/>
-        </w:rPr>
-      </w:r>
-      <w:r>
-        <w:rPr>
           <w:rFonts w:ascii="Times New Roman"/>
           <w:spacing w:val="80"/>
           <w:sz w:val="20"/>
         </w:rPr>
-        <w:t> </w:t>
-      </w:r>
-      <w:r>
-        <w:rPr/>
+        <w:t xml:space="preserve"> </w:t>
+      </w:r>
+      <w:r>
         <w:t>C language</w:t>
       </w:r>
     </w:p>
@@ -1240,7 +1288,9 @@
       </w:pPr>
       <w:r>
         <w:rPr>
+          <w:noProof/>
           <w:position w:val="2"/>
+          <w:lang w:val="en-IN" w:eastAsia="en-IN"/>
         </w:rPr>
         <w:drawing>
           <wp:inline distT="0" distB="0" distL="0" distR="0">
@@ -1248,11 +1298,11 @@
             <wp:effectExtent l="0" t="0" r="0" b="0"/>
             <wp:docPr id="10" name="Image 10"/>
             <wp:cNvGraphicFramePr>
-              <a:graphicFrameLocks/>
+              <a:graphicFrameLocks xmlns:a="http://schemas.openxmlformats.org/drawingml/2006/main"/>
             </wp:cNvGraphicFramePr>
-            <a:graphic>
+            <a:graphic xmlns:a="http://schemas.openxmlformats.org/drawingml/2006/main">
               <a:graphicData uri="http://schemas.openxmlformats.org/drawingml/2006/picture">
-                <pic:pic>
+                <pic:pic xmlns:pic="http://schemas.openxmlformats.org/drawingml/2006/picture">
                   <pic:nvPicPr>
                     <pic:cNvPr id="10" name="Image 10"/>
                     <pic:cNvPicPr/>
@@ -1280,21 +1330,20 @@
       </w:r>
       <w:r>
         <w:rPr>
-          <w:position w:val="2"/>
-        </w:rPr>
-      </w:r>
-      <w:r>
-        <w:rPr>
           <w:rFonts w:ascii="Times New Roman"/>
           <w:spacing w:val="80"/>
           <w:w w:val="150"/>
           <w:sz w:val="20"/>
         </w:rPr>
-        <w:t> </w:t>
-      </w:r>
-      <w:r>
-        <w:rPr/>
-        <w:t>python language</w:t>
+        <w:t xml:space="preserve"> </w:t>
+      </w:r>
+      <w:proofErr w:type="gramStart"/>
+      <w:r>
+        <w:t>python</w:t>
+      </w:r>
+      <w:proofErr w:type="gramEnd"/>
+      <w:r>
+        <w:t xml:space="preserve"> language</w:t>
       </w:r>
     </w:p>
     <w:p>
@@ -1309,14 +1358,13 @@
         <w:ind w:left="863"/>
       </w:pPr>
       <w:r>
-        <w:rPr/>
         <w:t>SOFT</w:t>
       </w:r>
       <w:r>
         <w:rPr>
           <w:spacing w:val="-14"/>
         </w:rPr>
-        <w:t> </w:t>
+        <w:t xml:space="preserve"> </w:t>
       </w:r>
       <w:r>
         <w:rPr>
@@ -1333,7 +1381,9 @@
       </w:pPr>
       <w:r>
         <w:rPr>
+          <w:noProof/>
           <w:position w:val="2"/>
+          <w:lang w:val="en-IN" w:eastAsia="en-IN"/>
         </w:rPr>
         <w:drawing>
           <wp:inline distT="0" distB="0" distL="0" distR="0">
@@ -1341,11 +1391,11 @@
             <wp:effectExtent l="0" t="0" r="0" b="0"/>
             <wp:docPr id="11" name="Image 11"/>
             <wp:cNvGraphicFramePr>
-              <a:graphicFrameLocks/>
+              <a:graphicFrameLocks xmlns:a="http://schemas.openxmlformats.org/drawingml/2006/main"/>
             </wp:cNvGraphicFramePr>
-            <a:graphic>
+            <a:graphic xmlns:a="http://schemas.openxmlformats.org/drawingml/2006/main">
               <a:graphicData uri="http://schemas.openxmlformats.org/drawingml/2006/picture">
-                <pic:pic>
+                <pic:pic xmlns:pic="http://schemas.openxmlformats.org/drawingml/2006/picture">
                   <pic:nvPicPr>
                     <pic:cNvPr id="11" name="Image 11"/>
                     <pic:cNvPicPr/>
@@ -1373,32 +1423,28 @@
       </w:r>
       <w:r>
         <w:rPr>
-          <w:position w:val="2"/>
-        </w:rPr>
-      </w:r>
-      <w:r>
-        <w:rPr>
           <w:rFonts w:ascii="Times New Roman"/>
           <w:spacing w:val="80"/>
           <w:w w:val="150"/>
           <w:sz w:val="20"/>
         </w:rPr>
-        <w:t> </w:t>
-      </w:r>
-      <w:r>
-        <w:rPr/>
+        <w:t xml:space="preserve"> </w:t>
+      </w:r>
+      <w:r>
         <w:t>Problem-Solving</w:t>
       </w:r>
     </w:p>
     <w:p>
       <w:pPr>
         <w:pStyle w:val="BodyText"/>
-        <w:spacing w:line="333" w:lineRule="auto" w:before="84"/>
+        <w:spacing w:before="84" w:line="333" w:lineRule="auto"/>
         <w:ind w:left="668" w:right="1142"/>
       </w:pPr>
       <w:r>
         <w:rPr>
+          <w:noProof/>
           <w:position w:val="2"/>
+          <w:lang w:val="en-IN" w:eastAsia="en-IN"/>
         </w:rPr>
         <w:drawing>
           <wp:inline distT="0" distB="0" distL="0" distR="0">
@@ -1406,11 +1452,11 @@
             <wp:effectExtent l="0" t="0" r="0" b="0"/>
             <wp:docPr id="12" name="Image 12"/>
             <wp:cNvGraphicFramePr>
-              <a:graphicFrameLocks/>
+              <a:graphicFrameLocks xmlns:a="http://schemas.openxmlformats.org/drawingml/2006/main"/>
             </wp:cNvGraphicFramePr>
-            <a:graphic>
+            <a:graphic xmlns:a="http://schemas.openxmlformats.org/drawingml/2006/main">
               <a:graphicData uri="http://schemas.openxmlformats.org/drawingml/2006/picture">
-                <pic:pic>
+                <pic:pic xmlns:pic="http://schemas.openxmlformats.org/drawingml/2006/picture">
                   <pic:nvPicPr>
                     <pic:cNvPr id="12" name="Image 12"/>
                     <pic:cNvPicPr/>
@@ -1438,40 +1484,37 @@
       </w:r>
       <w:r>
         <w:rPr>
+          <w:rFonts w:ascii="Times New Roman"/>
+          <w:spacing w:val="49"/>
+          <w:w w:val="105"/>
+          <w:sz w:val="20"/>
+        </w:rPr>
+        <w:t xml:space="preserve"> </w:t>
+      </w:r>
+      <w:r>
+        <w:rPr>
+          <w:w w:val="105"/>
+        </w:rPr>
+        <w:t>Team</w:t>
+      </w:r>
+      <w:r>
+        <w:rPr>
+          <w:spacing w:val="-19"/>
+          <w:w w:val="105"/>
+        </w:rPr>
+        <w:t xml:space="preserve"> </w:t>
+      </w:r>
+      <w:r>
+        <w:rPr>
+          <w:w w:val="105"/>
+        </w:rPr>
+        <w:t xml:space="preserve">collaboration </w:t>
+      </w:r>
+      <w:r>
+        <w:rPr>
+          <w:noProof/>
           <w:position w:val="2"/>
-        </w:rPr>
-      </w:r>
-      <w:r>
-        <w:rPr>
-          <w:rFonts w:ascii="Times New Roman"/>
-          <w:spacing w:val="49"/>
-          <w:w w:val="105"/>
-          <w:sz w:val="20"/>
-        </w:rPr>
-        <w:t> </w:t>
-      </w:r>
-      <w:r>
-        <w:rPr>
-          <w:w w:val="105"/>
-        </w:rPr>
-        <w:t>Team</w:t>
-      </w:r>
-      <w:r>
-        <w:rPr>
-          <w:spacing w:val="-19"/>
-          <w:w w:val="105"/>
-        </w:rPr>
-        <w:t> </w:t>
-      </w:r>
-      <w:r>
-        <w:rPr>
-          <w:w w:val="105"/>
-        </w:rPr>
-        <w:t>collaboration </w:t>
-      </w:r>
-      <w:r>
-        <w:rPr>
-          <w:position w:val="2"/>
+          <w:lang w:val="en-IN" w:eastAsia="en-IN"/>
         </w:rPr>
         <w:drawing>
           <wp:inline distT="0" distB="0" distL="0" distR="0">
@@ -1479,11 +1522,11 @@
             <wp:effectExtent l="0" t="0" r="0" b="0"/>
             <wp:docPr id="13" name="Image 13"/>
             <wp:cNvGraphicFramePr>
-              <a:graphicFrameLocks/>
+              <a:graphicFrameLocks xmlns:a="http://schemas.openxmlformats.org/drawingml/2006/main"/>
             </wp:cNvGraphicFramePr>
-            <a:graphic>
+            <a:graphic xmlns:a="http://schemas.openxmlformats.org/drawingml/2006/main">
               <a:graphicData uri="http://schemas.openxmlformats.org/drawingml/2006/picture">
-                <pic:pic>
+                <pic:pic xmlns:pic="http://schemas.openxmlformats.org/drawingml/2006/picture">
                   <pic:nvPicPr>
                     <pic:cNvPr id="13" name="Image 13"/>
                     <pic:cNvPicPr/>
@@ -1511,28 +1554,21 @@
       </w:r>
       <w:r>
         <w:rPr>
-          <w:position w:val="2"/>
-        </w:rPr>
-      </w:r>
-      <w:r>
-        <w:rPr>
           <w:rFonts w:ascii="Times New Roman"/>
           <w:spacing w:val="80"/>
         </w:rPr>
-        <w:t> </w:t>
-      </w:r>
-      <w:r>
-        <w:rPr/>
+        <w:t xml:space="preserve"> </w:t>
+      </w:r>
+      <w:r>
         <w:t>Time</w:t>
       </w:r>
       <w:r>
         <w:rPr>
           <w:spacing w:val="-1"/>
         </w:rPr>
-        <w:t> </w:t>
-      </w:r>
-      <w:r>
-        <w:rPr/>
+        <w:t xml:space="preserve"> </w:t>
+      </w:r>
+      <w:r>
         <w:t>Management</w:t>
       </w:r>
     </w:p>
@@ -1544,7 +1580,9 @@
       </w:pPr>
       <w:r>
         <w:rPr>
+          <w:noProof/>
           <w:position w:val="2"/>
+          <w:lang w:val="en-IN" w:eastAsia="en-IN"/>
         </w:rPr>
         <w:drawing>
           <wp:inline distT="0" distB="0" distL="0" distR="0">
@@ -1552,11 +1590,11 @@
             <wp:effectExtent l="0" t="0" r="0" b="0"/>
             <wp:docPr id="14" name="Image 14"/>
             <wp:cNvGraphicFramePr>
-              <a:graphicFrameLocks/>
+              <a:graphicFrameLocks xmlns:a="http://schemas.openxmlformats.org/drawingml/2006/main"/>
             </wp:cNvGraphicFramePr>
-            <a:graphic>
+            <a:graphic xmlns:a="http://schemas.openxmlformats.org/drawingml/2006/main">
               <a:graphicData uri="http://schemas.openxmlformats.org/drawingml/2006/picture">
-                <pic:pic>
+                <pic:pic xmlns:pic="http://schemas.openxmlformats.org/drawingml/2006/picture">
                   <pic:nvPicPr>
                     <pic:cNvPr id="14" name="Image 14"/>
                     <pic:cNvPicPr/>
@@ -1584,19 +1622,13 @@
       </w:r>
       <w:r>
         <w:rPr>
-          <w:position w:val="2"/>
-        </w:rPr>
-      </w:r>
-      <w:r>
-        <w:rPr>
           <w:rFonts w:ascii="Times New Roman"/>
           <w:spacing w:val="80"/>
           <w:sz w:val="20"/>
         </w:rPr>
-        <w:t> </w:t>
-      </w:r>
-      <w:r>
-        <w:rPr/>
+        <w:t xml:space="preserve"> </w:t>
+      </w:r>
+      <w:r>
         <w:t>Strong Communication</w:t>
       </w:r>
     </w:p>
@@ -1626,7 +1658,7 @@
           <w:rFonts w:ascii="Times New Roman"/>
           <w:spacing w:val="-15"/>
         </w:rPr>
-        <w:t> </w:t>
+        <w:t xml:space="preserve"> </w:t>
       </w:r>
       <w:r>
         <w:rPr>
@@ -1639,7 +1671,7 @@
           <w:rFonts w:ascii="Times New Roman"/>
           <w:spacing w:val="-15"/>
         </w:rPr>
-        <w:t> </w:t>
+        <w:t xml:space="preserve"> </w:t>
       </w:r>
       <w:r>
         <w:rPr>
@@ -1652,7 +1684,7 @@
           <w:rFonts w:ascii="Times New Roman"/>
           <w:spacing w:val="-15"/>
         </w:rPr>
-        <w:t> </w:t>
+        <w:t xml:space="preserve"> </w:t>
       </w:r>
       <w:r>
         <w:rPr>
@@ -1665,7 +1697,7 @@
           <w:rFonts w:ascii="Times New Roman"/>
           <w:spacing w:val="-15"/>
         </w:rPr>
-        <w:t> </w:t>
+        <w:t xml:space="preserve"> </w:t>
       </w:r>
       <w:r>
         <w:rPr>
@@ -1678,7 +1710,7 @@
           <w:rFonts w:ascii="Times New Roman"/>
           <w:spacing w:val="-15"/>
         </w:rPr>
-        <w:t> </w:t>
+        <w:t xml:space="preserve"> </w:t>
       </w:r>
       <w:r>
         <w:rPr>
@@ -1691,7 +1723,7 @@
           <w:rFonts w:ascii="Times New Roman"/>
           <w:spacing w:val="-15"/>
         </w:rPr>
-        <w:t> </w:t>
+        <w:t xml:space="preserve"> </w:t>
       </w:r>
       <w:r>
         <w:rPr>
@@ -1704,7 +1736,7 @@
           <w:rFonts w:ascii="Times New Roman"/>
           <w:spacing w:val="-15"/>
         </w:rPr>
-        <w:t> </w:t>
+        <w:t xml:space="preserve"> </w:t>
       </w:r>
       <w:r>
         <w:rPr>
@@ -1717,7 +1749,7 @@
           <w:rFonts w:ascii="Times New Roman"/>
           <w:spacing w:val="-15"/>
         </w:rPr>
-        <w:t> </w:t>
+        <w:t xml:space="preserve"> </w:t>
       </w:r>
       <w:r>
         <w:rPr>
@@ -1751,7 +1783,7 @@
         <w:rPr>
           <w:spacing w:val="-6"/>
         </w:rPr>
-        <w:t> </w:t>
+        <w:t xml:space="preserve"> </w:t>
       </w:r>
       <w:r>
         <w:rPr>
@@ -1776,7 +1808,7 @@
         <w:rPr>
           <w:spacing w:val="-7"/>
         </w:rPr>
-        <w:t> </w:t>
+        <w:t xml:space="preserve"> </w:t>
       </w:r>
       <w:r>
         <w:rPr>
@@ -1788,7 +1820,7 @@
         <w:rPr>
           <w:spacing w:val="-7"/>
         </w:rPr>
-        <w:t> </w:t>
+        <w:t xml:space="preserve"> </w:t>
       </w:r>
       <w:r>
         <w:rPr>
@@ -1800,7 +1832,7 @@
         <w:rPr>
           <w:spacing w:val="-7"/>
         </w:rPr>
-        <w:t> </w:t>
+        <w:t xml:space="preserve"> </w:t>
       </w:r>
       <w:r>
         <w:rPr>
@@ -1812,7 +1844,7 @@
         <w:rPr>
           <w:spacing w:val="-7"/>
         </w:rPr>
-        <w:t> </w:t>
+        <w:t xml:space="preserve"> </w:t>
       </w:r>
       <w:r>
         <w:rPr>
@@ -1846,7 +1878,7 @@
         <w:rPr>
           <w:spacing w:val="-10"/>
         </w:rPr>
-        <w:t> </w:t>
+        <w:t xml:space="preserve"> </w:t>
       </w:r>
       <w:r>
         <w:rPr>
@@ -1858,7 +1890,7 @@
         <w:rPr>
           <w:spacing w:val="-10"/>
         </w:rPr>
-        <w:t> </w:t>
+        <w:t xml:space="preserve"> </w:t>
       </w:r>
       <w:r>
         <w:rPr>
@@ -1870,21 +1902,24 @@
     <w:p>
       <w:pPr>
         <w:pStyle w:val="BodyText"/>
-        <w:spacing w:line="436" w:lineRule="auto" w:before="123"/>
+        <w:spacing w:before="123" w:line="436" w:lineRule="auto"/>
         <w:ind w:left="714"/>
       </w:pPr>
+      <w:proofErr w:type="spellStart"/>
       <w:r>
         <w:rPr>
           <w:spacing w:val="-2"/>
         </w:rPr>
         <w:t>Karunya</w:t>
       </w:r>
+      <w:proofErr w:type="spellEnd"/>
       <w:r>
         <w:rPr>
           <w:spacing w:val="-10"/>
         </w:rPr>
-        <w:t> </w:t>
-      </w:r>
+        <w:t xml:space="preserve"> </w:t>
+      </w:r>
+      <w:proofErr w:type="gramStart"/>
       <w:r>
         <w:rPr>
           <w:spacing w:val="-2"/>
@@ -1895,7 +1930,7 @@
         <w:rPr>
           <w:spacing w:val="-10"/>
         </w:rPr>
-        <w:t> </w:t>
+        <w:t xml:space="preserve"> </w:t>
       </w:r>
       <w:r>
         <w:rPr>
@@ -1903,20 +1938,28 @@
         </w:rPr>
         <w:t>,</w:t>
       </w:r>
+      <w:proofErr w:type="gramEnd"/>
       <w:r>
         <w:rPr>
           <w:spacing w:val="-10"/>
         </w:rPr>
-        <w:t> </w:t>
-      </w:r>
+        <w:t xml:space="preserve"> </w:t>
+      </w:r>
+      <w:proofErr w:type="spellStart"/>
       <w:r>
         <w:rPr>
           <w:spacing w:val="-2"/>
         </w:rPr>
-        <w:t>coimbatore </w:t>
-      </w:r>
-      <w:r>
-        <w:rPr/>
+        <w:t>coimbatore</w:t>
+      </w:r>
+      <w:proofErr w:type="spellEnd"/>
+      <w:r>
+        <w:rPr>
+          <w:spacing w:val="-2"/>
+        </w:rPr>
+        <w:t xml:space="preserve"> </w:t>
+      </w:r>
+      <w:r>
         <w:t>2024 - 2028</w:t>
       </w:r>
     </w:p>
@@ -1944,7 +1987,7 @@
           <w:rFonts w:ascii="Times New Roman"/>
           <w:spacing w:val="-16"/>
         </w:rPr>
-        <w:t> </w:t>
+        <w:t xml:space="preserve"> </w:t>
       </w:r>
       <w:r>
         <w:rPr>
@@ -1957,7 +2000,7 @@
           <w:rFonts w:ascii="Times New Roman"/>
           <w:spacing w:val="-15"/>
         </w:rPr>
-        <w:t> </w:t>
+        <w:t xml:space="preserve"> </w:t>
       </w:r>
       <w:r>
         <w:rPr>
@@ -1970,7 +2013,7 @@
           <w:rFonts w:ascii="Times New Roman"/>
           <w:spacing w:val="-16"/>
         </w:rPr>
-        <w:t> </w:t>
+        <w:t xml:space="preserve"> </w:t>
       </w:r>
       <w:r>
         <w:rPr>
@@ -1983,7 +2026,7 @@
           <w:rFonts w:ascii="Times New Roman"/>
           <w:spacing w:val="-15"/>
         </w:rPr>
-        <w:t> </w:t>
+        <w:t xml:space="preserve"> </w:t>
       </w:r>
       <w:r>
         <w:rPr>
@@ -1996,7 +2039,7 @@
           <w:rFonts w:ascii="Times New Roman"/>
           <w:spacing w:val="-15"/>
         </w:rPr>
-        <w:t> </w:t>
+        <w:t xml:space="preserve"> </w:t>
       </w:r>
       <w:r>
         <w:rPr>
@@ -2009,7 +2052,7 @@
           <w:rFonts w:ascii="Times New Roman"/>
           <w:spacing w:val="-16"/>
         </w:rPr>
-        <w:t> </w:t>
+        <w:t xml:space="preserve"> </w:t>
       </w:r>
       <w:r>
         <w:rPr>
@@ -2022,7 +2065,7 @@
           <w:rFonts w:ascii="Times New Roman"/>
           <w:spacing w:val="-15"/>
         </w:rPr>
-        <w:t> </w:t>
+        <w:t xml:space="preserve"> </w:t>
       </w:r>
       <w:r>
         <w:rPr>
@@ -2045,21 +2088,53 @@
     <w:p>
       <w:pPr>
         <w:pStyle w:val="BodyText"/>
-        <w:spacing w:line="328" w:lineRule="auto" w:before="1"/>
+        <w:spacing w:before="1" w:line="328" w:lineRule="auto"/>
         <w:ind w:left="714" w:right="1923"/>
       </w:pPr>
       <w:r>
         <w:rPr>
           <w:spacing w:val="-2"/>
         </w:rPr>
-        <w:t>English telugu kannada </w:t>
-      </w:r>
+        <w:t xml:space="preserve">English </w:t>
+      </w:r>
+      <w:proofErr w:type="spellStart"/>
+      <w:proofErr w:type="gramStart"/>
+      <w:r>
+        <w:rPr>
+          <w:spacing w:val="-2"/>
+        </w:rPr>
+        <w:t>telugu</w:t>
+      </w:r>
+      <w:proofErr w:type="spellEnd"/>
+      <w:proofErr w:type="gramEnd"/>
+      <w:r>
+        <w:rPr>
+          <w:spacing w:val="-2"/>
+        </w:rPr>
+        <w:t xml:space="preserve"> </w:t>
+      </w:r>
+      <w:proofErr w:type="spellStart"/>
+      <w:r>
+        <w:rPr>
+          <w:spacing w:val="-2"/>
+        </w:rPr>
+        <w:t>kannada</w:t>
+      </w:r>
+      <w:proofErr w:type="spellEnd"/>
+      <w:r>
+        <w:rPr>
+          <w:spacing w:val="-2"/>
+        </w:rPr>
+        <w:t xml:space="preserve"> </w:t>
+      </w:r>
+      <w:proofErr w:type="spellStart"/>
       <w:r>
         <w:rPr>
           <w:spacing w:val="-4"/>
         </w:rPr>
         <w:t>tamil</w:t>
       </w:r>
+      <w:proofErr w:type="spellEnd"/>
     </w:p>
     <w:p>
       <w:pPr>
@@ -2068,13 +2143,13 @@
         <w:ind w:left="840"/>
       </w:pPr>
       <w:r>
-        <w:rPr/>
         <w:br w:type="column"/>
       </w:r>
       <w:r>
         <w:rPr>
           <w:w w:val="105"/>
         </w:rPr>
+        <w:lastRenderedPageBreak/>
         <w:t>P</w:t>
       </w:r>
       <w:r>
@@ -2082,7 +2157,7 @@
           <w:spacing w:val="-45"/>
           <w:w w:val="105"/>
         </w:rPr>
-        <w:t> </w:t>
+        <w:t xml:space="preserve"> </w:t>
       </w:r>
       <w:r>
         <w:rPr>
@@ -2095,7 +2170,7 @@
           <w:spacing w:val="-44"/>
           <w:w w:val="105"/>
         </w:rPr>
-        <w:t> </w:t>
+        <w:t xml:space="preserve"> </w:t>
       </w:r>
       <w:r>
         <w:rPr>
@@ -2108,7 +2183,7 @@
           <w:spacing w:val="-45"/>
           <w:w w:val="105"/>
         </w:rPr>
-        <w:t> </w:t>
+        <w:t xml:space="preserve"> </w:t>
       </w:r>
       <w:r>
         <w:rPr>
@@ -2121,7 +2196,7 @@
           <w:spacing w:val="-44"/>
           <w:w w:val="105"/>
         </w:rPr>
-        <w:t> </w:t>
+        <w:t xml:space="preserve"> </w:t>
       </w:r>
       <w:r>
         <w:rPr>
@@ -2134,7 +2209,7 @@
           <w:spacing w:val="-44"/>
           <w:w w:val="105"/>
         </w:rPr>
-        <w:t> </w:t>
+        <w:t xml:space="preserve"> </w:t>
       </w:r>
       <w:r>
         <w:rPr>
@@ -2147,7 +2222,7 @@
           <w:spacing w:val="-45"/>
           <w:w w:val="105"/>
         </w:rPr>
-        <w:t> </w:t>
+        <w:t xml:space="preserve"> </w:t>
       </w:r>
       <w:r>
         <w:rPr>
@@ -2160,7 +2235,7 @@
           <w:spacing w:val="-44"/>
           <w:w w:val="105"/>
         </w:rPr>
-        <w:t> </w:t>
+        <w:t xml:space="preserve"> </w:t>
       </w:r>
       <w:r>
         <w:rPr>
@@ -2188,7 +2263,7 @@
           <w:color w:val="2E2A36"/>
           <w:spacing w:val="-14"/>
         </w:rPr>
-        <w:t> </w:t>
+        <w:t xml:space="preserve"> </w:t>
       </w:r>
       <w:r>
         <w:rPr>
@@ -2202,7 +2277,7 @@
           <w:color w:val="2E2A36"/>
           <w:spacing w:val="-13"/>
         </w:rPr>
-        <w:t> </w:t>
+        <w:t xml:space="preserve"> </w:t>
       </w:r>
       <w:r>
         <w:rPr>
@@ -2216,7 +2291,7 @@
           <w:color w:val="2E2A36"/>
           <w:spacing w:val="-13"/>
         </w:rPr>
-        <w:t> </w:t>
+        <w:t xml:space="preserve"> </w:t>
       </w:r>
       <w:r>
         <w:rPr>
@@ -2228,16 +2303,17 @@
     </w:p>
     <w:p>
       <w:pPr>
-        <w:spacing w:line="333" w:lineRule="auto" w:before="237"/>
+        <w:spacing w:before="237" w:line="333" w:lineRule="auto"/>
         <w:ind w:left="1167" w:right="828" w:hanging="231"/>
-        <w:jc w:val="left"/>
         <w:rPr>
           <w:sz w:val="19"/>
         </w:rPr>
       </w:pPr>
       <w:r>
         <w:rPr>
+          <w:noProof/>
           <w:position w:val="2"/>
+          <w:lang w:val="en-IN" w:eastAsia="en-IN"/>
         </w:rPr>
         <w:drawing>
           <wp:inline distT="0" distB="0" distL="0" distR="0">
@@ -2245,11 +2321,11 @@
             <wp:effectExtent l="0" t="0" r="0" b="0"/>
             <wp:docPr id="15" name="Image 15"/>
             <wp:cNvGraphicFramePr>
-              <a:graphicFrameLocks/>
+              <a:graphicFrameLocks xmlns:a="http://schemas.openxmlformats.org/drawingml/2006/main"/>
             </wp:cNvGraphicFramePr>
-            <a:graphic>
+            <a:graphic xmlns:a="http://schemas.openxmlformats.org/drawingml/2006/main">
               <a:graphicData uri="http://schemas.openxmlformats.org/drawingml/2006/picture">
-                <pic:pic>
+                <pic:pic xmlns:pic="http://schemas.openxmlformats.org/drawingml/2006/picture">
                   <pic:nvPicPr>
                     <pic:cNvPr id="15" name="Image 15"/>
                     <pic:cNvPicPr/>
@@ -2277,17 +2353,12 @@
       </w:r>
       <w:r>
         <w:rPr>
-          <w:position w:val="2"/>
-        </w:rPr>
-      </w:r>
-      <w:r>
-        <w:rPr>
           <w:rFonts w:ascii="Times New Roman"/>
           <w:spacing w:val="80"/>
           <w:w w:val="150"/>
           <w:sz w:val="20"/>
         </w:rPr>
-        <w:t> </w:t>
+        <w:t xml:space="preserve"> </w:t>
       </w:r>
       <w:r>
         <w:rPr>
@@ -2303,7 +2374,7 @@
           <w:w w:val="105"/>
           <w:sz w:val="19"/>
         </w:rPr>
-        <w:t> </w:t>
+        <w:t xml:space="preserve"> </w:t>
       </w:r>
       <w:r>
         <w:rPr>
@@ -2319,7 +2390,7 @@
           <w:w w:val="105"/>
           <w:sz w:val="19"/>
         </w:rPr>
-        <w:t> </w:t>
+        <w:t xml:space="preserve"> </w:t>
       </w:r>
       <w:r>
         <w:rPr>
@@ -2335,7 +2406,7 @@
           <w:w w:val="105"/>
           <w:sz w:val="19"/>
         </w:rPr>
-        <w:t> </w:t>
+        <w:t xml:space="preserve"> </w:t>
       </w:r>
       <w:r>
         <w:rPr>
@@ -2351,7 +2422,7 @@
           <w:w w:val="105"/>
           <w:sz w:val="19"/>
         </w:rPr>
-        <w:t> </w:t>
+        <w:t xml:space="preserve"> </w:t>
       </w:r>
       <w:r>
         <w:rPr>
@@ -2367,7 +2438,7 @@
           <w:w w:val="105"/>
           <w:sz w:val="19"/>
         </w:rPr>
-        <w:t> </w:t>
+        <w:t xml:space="preserve"> </w:t>
       </w:r>
       <w:r>
         <w:rPr>
@@ -2383,7 +2454,7 @@
           <w:w w:val="105"/>
           <w:sz w:val="19"/>
         </w:rPr>
-        <w:t> </w:t>
+        <w:t xml:space="preserve"> </w:t>
       </w:r>
       <w:r>
         <w:rPr>
@@ -2391,7 +2462,7 @@
           <w:w w:val="105"/>
           <w:sz w:val="19"/>
         </w:rPr>
-        <w:t>users </w:t>
+        <w:t xml:space="preserve">users </w:t>
       </w:r>
       <w:r>
         <w:rPr>
@@ -2403,16 +2474,17 @@
     </w:p>
     <w:p>
       <w:pPr>
-        <w:spacing w:line="333" w:lineRule="auto" w:before="0"/>
-        <w:ind w:left="1167" w:right="0" w:hanging="231"/>
-        <w:jc w:val="left"/>
+        <w:spacing w:line="333" w:lineRule="auto"/>
+        <w:ind w:left="1167" w:hanging="231"/>
         <w:rPr>
           <w:sz w:val="19"/>
         </w:rPr>
       </w:pPr>
       <w:r>
         <w:rPr>
+          <w:noProof/>
           <w:position w:val="2"/>
+          <w:lang w:val="en-IN" w:eastAsia="en-IN"/>
         </w:rPr>
         <w:drawing>
           <wp:inline distT="0" distB="0" distL="0" distR="0">
@@ -2420,11 +2492,11 @@
             <wp:effectExtent l="0" t="0" r="0" b="0"/>
             <wp:docPr id="16" name="Image 16"/>
             <wp:cNvGraphicFramePr>
-              <a:graphicFrameLocks/>
+              <a:graphicFrameLocks xmlns:a="http://schemas.openxmlformats.org/drawingml/2006/main"/>
             </wp:cNvGraphicFramePr>
-            <a:graphic>
+            <a:graphic xmlns:a="http://schemas.openxmlformats.org/drawingml/2006/main">
               <a:graphicData uri="http://schemas.openxmlformats.org/drawingml/2006/picture">
-                <pic:pic>
+                <pic:pic xmlns:pic="http://schemas.openxmlformats.org/drawingml/2006/picture">
                   <pic:nvPicPr>
                     <pic:cNvPr id="16" name="Image 16"/>
                     <pic:cNvPicPr/>
@@ -2452,17 +2524,12 @@
       </w:r>
       <w:r>
         <w:rPr>
-          <w:position w:val="2"/>
-        </w:rPr>
-      </w:r>
-      <w:r>
-        <w:rPr>
           <w:rFonts w:ascii="Times New Roman"/>
           <w:spacing w:val="80"/>
           <w:w w:val="150"/>
           <w:sz w:val="20"/>
         </w:rPr>
-        <w:t> </w:t>
+        <w:t xml:space="preserve"> </w:t>
       </w:r>
       <w:r>
         <w:rPr>
@@ -2475,7 +2542,7 @@
           <w:spacing w:val="-6"/>
           <w:sz w:val="19"/>
         </w:rPr>
-        <w:t> </w:t>
+        <w:t xml:space="preserve"> </w:t>
       </w:r>
       <w:r>
         <w:rPr>
@@ -2488,7 +2555,7 @@
           <w:spacing w:val="-6"/>
           <w:sz w:val="19"/>
         </w:rPr>
-        <w:t> </w:t>
+        <w:t xml:space="preserve"> </w:t>
       </w:r>
       <w:r>
         <w:rPr>
@@ -2501,7 +2568,7 @@
           <w:spacing w:val="-6"/>
           <w:sz w:val="19"/>
         </w:rPr>
-        <w:t> </w:t>
+        <w:t xml:space="preserve"> </w:t>
       </w:r>
       <w:r>
         <w:rPr>
@@ -2514,20 +2581,22 @@
           <w:spacing w:val="-6"/>
           <w:sz w:val="19"/>
         </w:rPr>
-        <w:t> </w:t>
-      </w:r>
+        <w:t xml:space="preserve"> </w:t>
+      </w:r>
+      <w:proofErr w:type="spellStart"/>
       <w:r>
         <w:rPr>
           <w:sz w:val="19"/>
         </w:rPr>
         <w:t>Matplotlib</w:t>
       </w:r>
+      <w:proofErr w:type="spellEnd"/>
       <w:r>
         <w:rPr>
           <w:spacing w:val="-6"/>
           <w:sz w:val="19"/>
         </w:rPr>
-        <w:t> </w:t>
+        <w:t xml:space="preserve"> </w:t>
       </w:r>
       <w:r>
         <w:rPr>
@@ -2540,7 +2609,7 @@
           <w:spacing w:val="-6"/>
           <w:sz w:val="19"/>
         </w:rPr>
-        <w:t> </w:t>
+        <w:t xml:space="preserve"> </w:t>
       </w:r>
       <w:r>
         <w:rPr>
@@ -2553,7 +2622,7 @@
           <w:spacing w:val="-8"/>
           <w:sz w:val="19"/>
         </w:rPr>
-        <w:t> </w:t>
+        <w:t xml:space="preserve"> </w:t>
       </w:r>
       <w:r>
         <w:rPr>
@@ -2564,16 +2633,17 @@
     </w:p>
     <w:p>
       <w:pPr>
-        <w:spacing w:line="333" w:lineRule="auto" w:before="0"/>
+        <w:spacing w:line="333" w:lineRule="auto"/>
         <w:ind w:left="1167" w:right="828" w:hanging="231"/>
-        <w:jc w:val="left"/>
         <w:rPr>
           <w:sz w:val="19"/>
         </w:rPr>
       </w:pPr>
       <w:r>
         <w:rPr>
+          <w:noProof/>
           <w:position w:val="2"/>
+          <w:lang w:val="en-IN" w:eastAsia="en-IN"/>
         </w:rPr>
         <w:drawing>
           <wp:inline distT="0" distB="0" distL="0" distR="0">
@@ -2581,11 +2651,11 @@
             <wp:effectExtent l="0" t="0" r="0" b="0"/>
             <wp:docPr id="17" name="Image 17"/>
             <wp:cNvGraphicFramePr>
-              <a:graphicFrameLocks/>
+              <a:graphicFrameLocks xmlns:a="http://schemas.openxmlformats.org/drawingml/2006/main"/>
             </wp:cNvGraphicFramePr>
-            <a:graphic>
+            <a:graphic xmlns:a="http://schemas.openxmlformats.org/drawingml/2006/main">
               <a:graphicData uri="http://schemas.openxmlformats.org/drawingml/2006/picture">
-                <pic:pic>
+                <pic:pic xmlns:pic="http://schemas.openxmlformats.org/drawingml/2006/picture">
                   <pic:nvPicPr>
                     <pic:cNvPr id="17" name="Image 17"/>
                     <pic:cNvPicPr/>
@@ -2613,17 +2683,12 @@
       </w:r>
       <w:r>
         <w:rPr>
-          <w:position w:val="2"/>
-        </w:rPr>
-      </w:r>
-      <w:r>
-        <w:rPr>
           <w:rFonts w:ascii="Times New Roman"/>
           <w:spacing w:val="80"/>
           <w:w w:val="150"/>
           <w:sz w:val="20"/>
         </w:rPr>
-        <w:t> </w:t>
+        <w:t xml:space="preserve"> </w:t>
       </w:r>
       <w:r>
         <w:rPr>
@@ -2636,7 +2701,7 @@
           <w:spacing w:val="-6"/>
           <w:sz w:val="19"/>
         </w:rPr>
-        <w:t> </w:t>
+        <w:t xml:space="preserve"> </w:t>
       </w:r>
       <w:r>
         <w:rPr>
@@ -2649,7 +2714,7 @@
           <w:spacing w:val="-6"/>
           <w:sz w:val="19"/>
         </w:rPr>
-        <w:t> </w:t>
+        <w:t xml:space="preserve"> </w:t>
       </w:r>
       <w:r>
         <w:rPr>
@@ -2662,7 +2727,7 @@
           <w:spacing w:val="-6"/>
           <w:sz w:val="19"/>
         </w:rPr>
-        <w:t> </w:t>
+        <w:t xml:space="preserve"> </w:t>
       </w:r>
       <w:r>
         <w:rPr>
@@ -2675,7 +2740,7 @@
           <w:spacing w:val="-6"/>
           <w:sz w:val="19"/>
         </w:rPr>
-        <w:t> </w:t>
+        <w:t xml:space="preserve"> </w:t>
       </w:r>
       <w:r>
         <w:rPr>
@@ -2716,7 +2781,7 @@
           <w:color w:val="2E2A36"/>
           <w:spacing w:val="-24"/>
         </w:rPr>
-        <w:t> </w:t>
+        <w:t xml:space="preserve"> </w:t>
       </w:r>
       <w:r>
         <w:rPr>
@@ -2729,7 +2794,7 @@
           <w:color w:val="2E2A36"/>
           <w:spacing w:val="37"/>
         </w:rPr>
-        <w:t> </w:t>
+        <w:t xml:space="preserve"> </w:t>
       </w:r>
       <w:r>
         <w:rPr>
@@ -2742,7 +2807,7 @@
           <w:color w:val="2E2A36"/>
           <w:spacing w:val="-24"/>
         </w:rPr>
-        <w:t> </w:t>
+        <w:t xml:space="preserve"> </w:t>
       </w:r>
       <w:r>
         <w:rPr>
@@ -2755,12 +2820,14 @@
     <w:p>
       <w:pPr>
         <w:pStyle w:val="BodyText"/>
-        <w:spacing w:line="328" w:lineRule="auto" w:before="263"/>
+        <w:spacing w:before="263" w:line="328" w:lineRule="auto"/>
         <w:ind w:left="1146" w:right="828" w:hanging="216"/>
       </w:pPr>
       <w:r>
         <w:rPr>
+          <w:noProof/>
           <w:position w:val="1"/>
+          <w:lang w:val="en-IN" w:eastAsia="en-IN"/>
         </w:rPr>
         <w:drawing>
           <wp:inline distT="0" distB="0" distL="0" distR="0">
@@ -2768,11 +2835,11 @@
             <wp:effectExtent l="0" t="0" r="0" b="0"/>
             <wp:docPr id="18" name="Image 18"/>
             <wp:cNvGraphicFramePr>
-              <a:graphicFrameLocks/>
+              <a:graphicFrameLocks xmlns:a="http://schemas.openxmlformats.org/drawingml/2006/main"/>
             </wp:cNvGraphicFramePr>
-            <a:graphic>
+            <a:graphic xmlns:a="http://schemas.openxmlformats.org/drawingml/2006/main">
               <a:graphicData uri="http://schemas.openxmlformats.org/drawingml/2006/picture">
-                <pic:pic>
+                <pic:pic xmlns:pic="http://schemas.openxmlformats.org/drawingml/2006/picture">
                   <pic:nvPicPr>
                     <pic:cNvPr id="18" name="Image 18"/>
                     <pic:cNvPicPr/>
@@ -2800,82 +2867,73 @@
       </w:r>
       <w:r>
         <w:rPr>
-          <w:position w:val="1"/>
-        </w:rPr>
-      </w:r>
-      <w:r>
-        <w:rPr>
           <w:rFonts w:ascii="Times New Roman"/>
           <w:spacing w:val="80"/>
           <w:w w:val="150"/>
           <w:sz w:val="20"/>
         </w:rPr>
-        <w:t> </w:t>
-      </w:r>
-      <w:r>
-        <w:rPr/>
+        <w:t xml:space="preserve"> </w:t>
+      </w:r>
+      <w:r>
         <w:t>Brand</w:t>
       </w:r>
       <w:r>
         <w:rPr>
           <w:spacing w:val="-9"/>
         </w:rPr>
-        <w:t> </w:t>
-      </w:r>
-      <w:r>
-        <w:rPr/>
+        <w:t xml:space="preserve"> </w:t>
+      </w:r>
+      <w:r>
         <w:t>Development:</w:t>
       </w:r>
       <w:r>
         <w:rPr>
           <w:spacing w:val="-9"/>
         </w:rPr>
-        <w:t> </w:t>
-      </w:r>
-      <w:r>
-        <w:rPr/>
+        <w:t xml:space="preserve"> </w:t>
+      </w:r>
+      <w:r>
         <w:t>Creating</w:t>
       </w:r>
       <w:r>
         <w:rPr>
           <w:spacing w:val="-9"/>
         </w:rPr>
-        <w:t> </w:t>
-      </w:r>
-      <w:r>
-        <w:rPr/>
+        <w:t xml:space="preserve"> </w:t>
+      </w:r>
+      <w:r>
         <w:t>and</w:t>
       </w:r>
       <w:r>
         <w:rPr>
           <w:spacing w:val="-9"/>
         </w:rPr>
-        <w:t> </w:t>
-      </w:r>
-      <w:r>
-        <w:rPr/>
+        <w:t xml:space="preserve"> </w:t>
+      </w:r>
+      <w:r>
         <w:t>maintaining</w:t>
       </w:r>
       <w:r>
         <w:rPr>
           <w:spacing w:val="-9"/>
         </w:rPr>
-        <w:t> </w:t>
-      </w:r>
-      <w:r>
-        <w:rPr/>
+        <w:t xml:space="preserve"> </w:t>
+      </w:r>
+      <w:r>
         <w:t>a consistent brand image</w:t>
       </w:r>
     </w:p>
     <w:p>
       <w:pPr>
         <w:pStyle w:val="BodyText"/>
-        <w:spacing w:line="328" w:lineRule="auto" w:before="1"/>
+        <w:spacing w:before="1" w:line="328" w:lineRule="auto"/>
         <w:ind w:left="1146" w:right="1211" w:hanging="216"/>
       </w:pPr>
       <w:r>
         <w:rPr>
+          <w:noProof/>
           <w:position w:val="1"/>
+          <w:lang w:val="en-IN" w:eastAsia="en-IN"/>
         </w:rPr>
         <w:drawing>
           <wp:inline distT="0" distB="0" distL="0" distR="0">
@@ -2883,11 +2941,11 @@
             <wp:effectExtent l="0" t="0" r="0" b="0"/>
             <wp:docPr id="19" name="Image 19"/>
             <wp:cNvGraphicFramePr>
-              <a:graphicFrameLocks/>
+              <a:graphicFrameLocks xmlns:a="http://schemas.openxmlformats.org/drawingml/2006/main"/>
             </wp:cNvGraphicFramePr>
-            <a:graphic>
+            <a:graphic xmlns:a="http://schemas.openxmlformats.org/drawingml/2006/main">
               <a:graphicData uri="http://schemas.openxmlformats.org/drawingml/2006/picture">
-                <pic:pic>
+                <pic:pic xmlns:pic="http://schemas.openxmlformats.org/drawingml/2006/picture">
                   <pic:nvPicPr>
                     <pic:cNvPr id="19" name="Image 19"/>
                     <pic:cNvPicPr/>
@@ -2915,17 +2973,12 @@
       </w:r>
       <w:r>
         <w:rPr>
-          <w:position w:val="1"/>
-        </w:rPr>
-      </w:r>
-      <w:r>
-        <w:rPr>
           <w:rFonts w:ascii="Times New Roman"/>
           <w:spacing w:val="48"/>
           <w:w w:val="105"/>
           <w:sz w:val="20"/>
         </w:rPr>
-        <w:t> </w:t>
+        <w:t xml:space="preserve"> </w:t>
       </w:r>
       <w:r>
         <w:rPr>
@@ -2938,7 +2991,7 @@
           <w:spacing w:val="-20"/>
           <w:w w:val="105"/>
         </w:rPr>
-        <w:t> </w:t>
+        <w:t xml:space="preserve"> </w:t>
       </w:r>
       <w:r>
         <w:rPr>
@@ -2951,7 +3004,7 @@
           <w:spacing w:val="-21"/>
           <w:w w:val="105"/>
         </w:rPr>
-        <w:t> </w:t>
+        <w:t xml:space="preserve"> </w:t>
       </w:r>
       <w:r>
         <w:rPr>
@@ -2964,7 +3017,7 @@
           <w:spacing w:val="-20"/>
           <w:w w:val="105"/>
         </w:rPr>
-        <w:t> </w:t>
+        <w:t xml:space="preserve"> </w:t>
       </w:r>
       <w:r>
         <w:rPr>
@@ -2977,7 +3030,7 @@
           <w:spacing w:val="-20"/>
           <w:w w:val="105"/>
         </w:rPr>
-        <w:t> </w:t>
+        <w:t xml:space="preserve"> </w:t>
       </w:r>
       <w:r>
         <w:rPr>
@@ -2990,7 +3043,7 @@
           <w:spacing w:val="-20"/>
           <w:w w:val="105"/>
         </w:rPr>
-        <w:t> </w:t>
+        <w:t xml:space="preserve"> </w:t>
       </w:r>
       <w:r>
         <w:rPr>
@@ -3003,7 +3056,7 @@
           <w:spacing w:val="-20"/>
           <w:w w:val="105"/>
         </w:rPr>
-        <w:t> </w:t>
+        <w:t xml:space="preserve"> </w:t>
       </w:r>
       <w:r>
         <w:rPr>
@@ -3020,7 +3073,9 @@
       </w:pPr>
       <w:r>
         <w:rPr>
+          <w:noProof/>
           <w:position w:val="2"/>
+          <w:lang w:val="en-IN" w:eastAsia="en-IN"/>
         </w:rPr>
         <w:drawing>
           <wp:inline distT="0" distB="0" distL="0" distR="0">
@@ -3028,11 +3083,11 @@
             <wp:effectExtent l="0" t="0" r="0" b="0"/>
             <wp:docPr id="20" name="Image 20"/>
             <wp:cNvGraphicFramePr>
-              <a:graphicFrameLocks/>
+              <a:graphicFrameLocks xmlns:a="http://schemas.openxmlformats.org/drawingml/2006/main"/>
             </wp:cNvGraphicFramePr>
-            <a:graphic>
+            <a:graphic xmlns:a="http://schemas.openxmlformats.org/drawingml/2006/main">
               <a:graphicData uri="http://schemas.openxmlformats.org/drawingml/2006/picture">
-                <pic:pic>
+                <pic:pic xmlns:pic="http://schemas.openxmlformats.org/drawingml/2006/picture">
                   <pic:nvPicPr>
                     <pic:cNvPr id="20" name="Image 20"/>
                     <pic:cNvPicPr/>
@@ -3060,92 +3115,82 @@
       </w:r>
       <w:r>
         <w:rPr>
-          <w:position w:val="2"/>
-        </w:rPr>
-      </w:r>
-      <w:r>
-        <w:rPr>
           <w:rFonts w:ascii="Times New Roman"/>
           <w:spacing w:val="80"/>
           <w:w w:val="150"/>
           <w:sz w:val="20"/>
         </w:rPr>
-        <w:t> </w:t>
-      </w:r>
-      <w:r>
-        <w:rPr/>
+        <w:t xml:space="preserve"> </w:t>
+      </w:r>
+      <w:r>
         <w:t>Event</w:t>
       </w:r>
       <w:r>
         <w:rPr>
           <w:spacing w:val="-12"/>
         </w:rPr>
-        <w:t> </w:t>
-      </w:r>
-      <w:r>
-        <w:rPr/>
+        <w:t xml:space="preserve"> </w:t>
+      </w:r>
+      <w:r>
         <w:t>Marketing:</w:t>
       </w:r>
       <w:r>
         <w:rPr>
           <w:spacing w:val="-12"/>
         </w:rPr>
-        <w:t> </w:t>
-      </w:r>
-      <w:r>
-        <w:rPr/>
+        <w:t xml:space="preserve"> </w:t>
+      </w:r>
+      <w:r>
         <w:t>Planning</w:t>
       </w:r>
       <w:r>
         <w:rPr>
           <w:spacing w:val="-12"/>
         </w:rPr>
-        <w:t> </w:t>
-      </w:r>
-      <w:r>
-        <w:rPr/>
+        <w:t xml:space="preserve"> </w:t>
+      </w:r>
+      <w:r>
         <w:t>events</w:t>
       </w:r>
       <w:r>
         <w:rPr>
           <w:spacing w:val="-12"/>
         </w:rPr>
-        <w:t> </w:t>
-      </w:r>
-      <w:r>
-        <w:rPr/>
+        <w:t xml:space="preserve"> </w:t>
+      </w:r>
+      <w:r>
         <w:t>to</w:t>
       </w:r>
       <w:r>
         <w:rPr>
           <w:spacing w:val="-12"/>
         </w:rPr>
-        <w:t> </w:t>
-      </w:r>
-      <w:r>
-        <w:rPr/>
+        <w:t xml:space="preserve"> </w:t>
+      </w:r>
+      <w:r>
         <w:t>increase</w:t>
       </w:r>
       <w:r>
         <w:rPr>
           <w:spacing w:val="-12"/>
         </w:rPr>
-        <w:t> </w:t>
-      </w:r>
-      <w:r>
-        <w:rPr/>
+        <w:t xml:space="preserve"> </w:t>
+      </w:r>
+      <w:r>
         <w:t>brand visibility and engagement.</w:t>
       </w:r>
     </w:p>
     <w:p>
       <w:pPr>
         <w:pStyle w:val="BodyText"/>
-        <w:spacing w:line="328" w:lineRule="auto" w:before="1"/>
+        <w:spacing w:before="1" w:line="328" w:lineRule="auto"/>
         <w:ind w:left="1146" w:right="828" w:hanging="216"/>
       </w:pPr>
       <w:r>
         <w:rPr>
+          <w:noProof/>
           <w:position w:val="2"/>
+          <w:lang w:val="en-IN" w:eastAsia="en-IN"/>
         </w:rPr>
         <w:drawing>
           <wp:inline distT="0" distB="0" distL="0" distR="0">
@@ -3153,11 +3198,11 @@
             <wp:effectExtent l="0" t="0" r="0" b="0"/>
             <wp:docPr id="21" name="Image 21"/>
             <wp:cNvGraphicFramePr>
-              <a:graphicFrameLocks/>
+              <a:graphicFrameLocks xmlns:a="http://schemas.openxmlformats.org/drawingml/2006/main"/>
             </wp:cNvGraphicFramePr>
-            <a:graphic>
+            <a:graphic xmlns:a="http://schemas.openxmlformats.org/drawingml/2006/main">
               <a:graphicData uri="http://schemas.openxmlformats.org/drawingml/2006/picture">
-                <pic:pic>
+                <pic:pic xmlns:pic="http://schemas.openxmlformats.org/drawingml/2006/picture">
                   <pic:nvPicPr>
                     <pic:cNvPr id="21" name="Image 21"/>
                     <pic:cNvPicPr/>
@@ -3185,80 +3230,68 @@
       </w:r>
       <w:r>
         <w:rPr>
-          <w:position w:val="2"/>
-        </w:rPr>
-      </w:r>
-      <w:r>
-        <w:rPr>
           <w:rFonts w:ascii="Times New Roman"/>
           <w:spacing w:val="80"/>
           <w:w w:val="150"/>
           <w:sz w:val="20"/>
         </w:rPr>
-        <w:t> </w:t>
-      </w:r>
-      <w:r>
-        <w:rPr/>
+        <w:t xml:space="preserve"> </w:t>
+      </w:r>
+      <w:r>
         <w:t>Influencer</w:t>
       </w:r>
       <w:r>
         <w:rPr>
           <w:spacing w:val="-13"/>
         </w:rPr>
-        <w:t> </w:t>
-      </w:r>
-      <w:r>
-        <w:rPr/>
+        <w:t xml:space="preserve"> </w:t>
+      </w:r>
+      <w:r>
         <w:t>Collaboration:</w:t>
       </w:r>
       <w:r>
         <w:rPr>
           <w:spacing w:val="-13"/>
         </w:rPr>
-        <w:t> </w:t>
-      </w:r>
-      <w:r>
-        <w:rPr/>
+        <w:t xml:space="preserve"> </w:t>
+      </w:r>
+      <w:r>
         <w:t>Partnering</w:t>
       </w:r>
       <w:r>
         <w:rPr>
           <w:spacing w:val="-13"/>
         </w:rPr>
-        <w:t> </w:t>
-      </w:r>
-      <w:r>
-        <w:rPr/>
+        <w:t xml:space="preserve"> </w:t>
+      </w:r>
+      <w:r>
         <w:t>with</w:t>
       </w:r>
       <w:r>
         <w:rPr>
           <w:spacing w:val="-13"/>
         </w:rPr>
-        <w:t> </w:t>
-      </w:r>
-      <w:r>
-        <w:rPr/>
+        <w:t xml:space="preserve"> </w:t>
+      </w:r>
+      <w:r>
         <w:t>influencers</w:t>
       </w:r>
       <w:r>
         <w:rPr>
           <w:spacing w:val="-13"/>
         </w:rPr>
-        <w:t> </w:t>
-      </w:r>
-      <w:r>
-        <w:rPr/>
+        <w:t xml:space="preserve"> </w:t>
+      </w:r>
+      <w:r>
         <w:t>to promote</w:t>
       </w:r>
       <w:r>
         <w:rPr>
           <w:spacing w:val="-11"/>
         </w:rPr>
-        <w:t> </w:t>
-      </w:r>
-      <w:r>
-        <w:rPr/>
+        <w:t xml:space="preserve"> </w:t>
+      </w:r>
+      <w:r>
         <w:t>products.</w:t>
       </w:r>
     </w:p>
@@ -3277,7 +3310,7 @@
         <w:rPr>
           <w:color w:val="2E2A36"/>
         </w:rPr>
-        <w:t>EXTRACURRICULAR </w:t>
+        <w:t xml:space="preserve">EXTRACURRICULAR </w:t>
       </w:r>
       <w:r>
         <w:rPr>
@@ -3302,24 +3335,22 @@
         <w:ind w:left="840"/>
       </w:pPr>
       <w:r>
-        <w:rPr/>
         <w:t>Sports</w:t>
       </w:r>
       <w:r>
         <w:rPr>
           <w:spacing w:val="-16"/>
         </w:rPr>
-        <w:t> </w:t>
-      </w:r>
-      <w:r>
-        <w:rPr/>
+        <w:t xml:space="preserve"> </w:t>
+      </w:r>
+      <w:r>
         <w:t>and</w:t>
       </w:r>
       <w:r>
         <w:rPr>
           <w:spacing w:val="-16"/>
         </w:rPr>
-        <w:t> </w:t>
+        <w:t xml:space="preserve"> </w:t>
       </w:r>
       <w:r>
         <w:rPr>
@@ -3341,7 +3372,9 @@
       </w:pPr>
       <w:r>
         <w:rPr>
+          <w:noProof/>
           <w:position w:val="1"/>
+          <w:lang w:val="en-IN" w:eastAsia="en-IN"/>
         </w:rPr>
         <w:drawing>
           <wp:inline distT="0" distB="0" distL="0" distR="0">
@@ -3349,11 +3382,11 @@
             <wp:effectExtent l="0" t="0" r="0" b="0"/>
             <wp:docPr id="22" name="Image 22"/>
             <wp:cNvGraphicFramePr>
-              <a:graphicFrameLocks/>
+              <a:graphicFrameLocks xmlns:a="http://schemas.openxmlformats.org/drawingml/2006/main"/>
             </wp:cNvGraphicFramePr>
-            <a:graphic>
+            <a:graphic xmlns:a="http://schemas.openxmlformats.org/drawingml/2006/main">
               <a:graphicData uri="http://schemas.openxmlformats.org/drawingml/2006/picture">
-                <pic:pic>
+                <pic:pic xmlns:pic="http://schemas.openxmlformats.org/drawingml/2006/picture">
                   <pic:nvPicPr>
                     <pic:cNvPr id="22" name="Image 22"/>
                     <pic:cNvPicPr/>
@@ -3381,47 +3414,38 @@
       </w:r>
       <w:r>
         <w:rPr>
-          <w:position w:val="1"/>
-        </w:rPr>
-      </w:r>
-      <w:r>
-        <w:rPr>
           <w:rFonts w:ascii="Times New Roman"/>
           <w:spacing w:val="80"/>
           <w:w w:val="150"/>
           <w:sz w:val="20"/>
         </w:rPr>
-        <w:t> </w:t>
-      </w:r>
-      <w:r>
-        <w:rPr/>
+        <w:t xml:space="preserve"> </w:t>
+      </w:r>
+      <w:r>
         <w:t>Captain, higher secondary Team</w:t>
       </w:r>
     </w:p>
     <w:p>
       <w:pPr>
         <w:pStyle w:val="BodyText"/>
-        <w:spacing w:line="328" w:lineRule="auto" w:before="81"/>
+        <w:spacing w:before="81" w:line="328" w:lineRule="auto"/>
         <w:ind w:left="697" w:right="1264" w:firstLine="660"/>
       </w:pPr>
       <w:r>
-        <w:rPr/>
-        <w:t>Led the team to two regional championships </w:t>
-      </w:r>
-      <w:r>
-        <w:rPr/>
-        <w:t>while fostering teamwork and discipline.</w:t>
-      </w:r>
-    </w:p>
-    <w:p>
-      <w:pPr>
-        <w:pStyle w:val="BodyText"/>
-        <w:spacing w:line="328" w:lineRule="auto" w:before="1"/>
+        <w:t>Led the team to two regional championships while fostering teamwork and discipline.</w:t>
+      </w:r>
+    </w:p>
+    <w:p>
+      <w:pPr>
+        <w:pStyle w:val="BodyText"/>
+        <w:spacing w:before="1" w:line="328" w:lineRule="auto"/>
         <w:ind w:left="1404" w:right="1590" w:hanging="618"/>
       </w:pPr>
       <w:r>
         <w:rPr>
+          <w:noProof/>
           <w:position w:val="2"/>
+          <w:lang w:val="en-IN" w:eastAsia="en-IN"/>
         </w:rPr>
         <w:drawing>
           <wp:inline distT="0" distB="0" distL="0" distR="0">
@@ -3429,11 +3453,11 @@
             <wp:effectExtent l="0" t="0" r="0" b="0"/>
             <wp:docPr id="23" name="Image 23"/>
             <wp:cNvGraphicFramePr>
-              <a:graphicFrameLocks/>
+              <a:graphicFrameLocks xmlns:a="http://schemas.openxmlformats.org/drawingml/2006/main"/>
             </wp:cNvGraphicFramePr>
-            <a:graphic>
+            <a:graphic xmlns:a="http://schemas.openxmlformats.org/drawingml/2006/main">
               <a:graphicData uri="http://schemas.openxmlformats.org/drawingml/2006/picture">
-                <pic:pic>
+                <pic:pic xmlns:pic="http://schemas.openxmlformats.org/drawingml/2006/picture">
                   <pic:nvPicPr>
                     <pic:cNvPr id="23" name="Image 23"/>
                     <pic:cNvPicPr/>
@@ -3461,59 +3485,49 @@
       </w:r>
       <w:r>
         <w:rPr>
-          <w:position w:val="2"/>
-        </w:rPr>
-      </w:r>
-      <w:r>
-        <w:rPr>
           <w:rFonts w:ascii="Times New Roman"/>
           <w:spacing w:val="80"/>
           <w:sz w:val="20"/>
         </w:rPr>
-        <w:t> </w:t>
-      </w:r>
-      <w:r>
-        <w:rPr/>
+        <w:t xml:space="preserve"> </w:t>
+      </w:r>
+      <w:r>
         <w:t>Participant, Intramural Basketball League Organized</w:t>
       </w:r>
       <w:r>
         <w:rPr>
           <w:spacing w:val="-10"/>
         </w:rPr>
-        <w:t> </w:t>
-      </w:r>
-      <w:r>
-        <w:rPr/>
+        <w:t xml:space="preserve"> </w:t>
+      </w:r>
+      <w:r>
         <w:t>practice</w:t>
       </w:r>
       <w:r>
         <w:rPr>
           <w:spacing w:val="-10"/>
         </w:rPr>
-        <w:t> </w:t>
-      </w:r>
-      <w:r>
-        <w:rPr/>
+        <w:t xml:space="preserve"> </w:t>
+      </w:r>
+      <w:r>
         <w:t>sessions</w:t>
       </w:r>
       <w:r>
         <w:rPr>
           <w:spacing w:val="-10"/>
         </w:rPr>
-        <w:t> </w:t>
-      </w:r>
-      <w:r>
-        <w:rPr/>
+        <w:t xml:space="preserve"> </w:t>
+      </w:r>
+      <w:r>
         <w:t>and</w:t>
       </w:r>
       <w:r>
         <w:rPr>
           <w:spacing w:val="-10"/>
         </w:rPr>
-        <w:t> </w:t>
-      </w:r>
-      <w:r>
-        <w:rPr/>
+        <w:t xml:space="preserve"> </w:t>
+      </w:r>
+      <w:r>
         <w:t>fostered</w:t>
       </w:r>
     </w:p>
@@ -3522,25 +3536,25 @@
         <w:pStyle w:val="BodyText"/>
         <w:ind w:left="697"/>
       </w:pPr>
-      <w:r>
-        <w:rPr/>
+      <w:proofErr w:type="gramStart"/>
+      <w:r>
         <w:t>camaraderie</w:t>
       </w:r>
+      <w:proofErr w:type="gramEnd"/>
       <w:r>
         <w:rPr>
           <w:spacing w:val="8"/>
         </w:rPr>
-        <w:t> </w:t>
-      </w:r>
-      <w:r>
-        <w:rPr/>
+        <w:t xml:space="preserve"> </w:t>
+      </w:r>
+      <w:r>
         <w:t>among</w:t>
       </w:r>
       <w:r>
         <w:rPr>
           <w:spacing w:val="9"/>
         </w:rPr>
-        <w:t> </w:t>
+        <w:t xml:space="preserve"> </w:t>
       </w:r>
       <w:r>
         <w:rPr>
@@ -3552,8 +3566,8 @@
     <w:sectPr>
       <w:type w:val="continuous"/>
       <w:pgSz w:w="11910" w:h="16850"/>
-      <w:pgMar w:top="0" w:bottom="280" w:left="0" w:right="0"/>
-      <w:cols w:num="2" w:equalWidth="0">
+      <w:pgMar w:top="0" w:right="0" w:bottom="280" w:left="0" w:header="720" w:footer="720" w:gutter="0"/>
+      <w:cols w:num="2" w:space="720" w:equalWidth="0">
         <w:col w:w="3805" w:space="879"/>
         <w:col w:w="7226"/>
       </w:cols>
@@ -3563,14 +3577,14 @@
 </file>
 
 <file path=word/styles.xml><?xml version="1.0" encoding="utf-8"?>
-<w:styles xmlns:r="http://schemas.openxmlformats.org/officeDocument/2006/relationships" xmlns:w="http://schemas.openxmlformats.org/wordprocessingml/2006/main">
+<w:styles xmlns:mc="http://schemas.openxmlformats.org/markup-compatibility/2006" xmlns:r="http://schemas.openxmlformats.org/officeDocument/2006/relationships" xmlns:w="http://schemas.openxmlformats.org/wordprocessingml/2006/main" xmlns:w14="http://schemas.microsoft.com/office/word/2010/wordml" xmlns:w15="http://schemas.microsoft.com/office/word/2012/wordml" mc:Ignorable="w14 w15">
   <w:docDefaults>
     <w:rPrDefault>
       <w:rPr>
-        <w:rFonts w:cstheme="minorBidi" w:hAnsiTheme="minorHAnsi" w:eastAsiaTheme="minorHAnsi" w:asciiTheme="minorHAnsi"/>
+        <w:rFonts w:asciiTheme="minorHAnsi" w:eastAsiaTheme="minorHAnsi" w:hAnsiTheme="minorHAnsi" w:cstheme="minorBidi"/>
         <w:sz w:val="22"/>
         <w:szCs w:val="22"/>
-        <w:lang w:val="en-US" w:bidi="ar-SA" w:eastAsia="en-US"/>
+        <w:lang w:val="en-US" w:eastAsia="en-US" w:bidi="ar-SA"/>
       </w:rPr>
     </w:rPrDefault>
     <w:pPrDefault>
@@ -3578,116 +3592,468 @@
         <w:widowControl w:val="0"/>
         <w:autoSpaceDE w:val="0"/>
         <w:autoSpaceDN w:val="0"/>
-        <w:spacing w:lineRule="auto" w:line="240" w:before="0" w:after="0"/>
-        <w:ind w:left="0" w:right="0"/>
-        <w:jc w:val="left"/>
       </w:pPr>
     </w:pPrDefault>
   </w:docDefaults>
-  <w:style w:styleId="DefaultParagraphFont" w:default="1" w:type="character">
+  <w:latentStyles w:defLockedState="0" w:defUIPriority="99" w:defSemiHidden="0" w:defUnhideWhenUsed="0" w:defQFormat="0" w:count="371">
+    <w:lsdException w:name="Normal" w:uiPriority="0" w:qFormat="1"/>
+    <w:lsdException w:name="heading 1" w:uiPriority="9" w:qFormat="1"/>
+    <w:lsdException w:name="heading 2" w:semiHidden="1" w:uiPriority="9" w:unhideWhenUsed="1" w:qFormat="1"/>
+    <w:lsdException w:name="heading 3" w:semiHidden="1" w:uiPriority="9" w:unhideWhenUsed="1" w:qFormat="1"/>
+    <w:lsdException w:name="heading 4" w:semiHidden="1" w:uiPriority="9" w:unhideWhenUsed="1" w:qFormat="1"/>
+    <w:lsdException w:name="heading 5" w:semiHidden="1" w:uiPriority="9" w:unhideWhenUsed="1" w:qFormat="1"/>
+    <w:lsdException w:name="heading 6" w:semiHidden="1" w:uiPriority="9" w:unhideWhenUsed="1" w:qFormat="1"/>
+    <w:lsdException w:name="heading 7" w:semiHidden="1" w:uiPriority="9" w:unhideWhenUsed="1" w:qFormat="1"/>
+    <w:lsdException w:name="heading 8" w:semiHidden="1" w:uiPriority="9" w:unhideWhenUsed="1" w:qFormat="1"/>
+    <w:lsdException w:name="heading 9" w:semiHidden="1" w:uiPriority="9" w:unhideWhenUsed="1" w:qFormat="1"/>
+    <w:lsdException w:name="index 1" w:semiHidden="1" w:unhideWhenUsed="1"/>
+    <w:lsdException w:name="index 2" w:semiHidden="1" w:unhideWhenUsed="1"/>
+    <w:lsdException w:name="index 3" w:semiHidden="1" w:unhideWhenUsed="1"/>
+    <w:lsdException w:name="index 4" w:semiHidden="1" w:unhideWhenUsed="1"/>
+    <w:lsdException w:name="index 5" w:semiHidden="1" w:unhideWhenUsed="1"/>
+    <w:lsdException w:name="index 6" w:semiHidden="1" w:unhideWhenUsed="1"/>
+    <w:lsdException w:name="index 7" w:semiHidden="1" w:unhideWhenUsed="1"/>
+    <w:lsdException w:name="index 8" w:semiHidden="1" w:unhideWhenUsed="1"/>
+    <w:lsdException w:name="index 9" w:semiHidden="1" w:unhideWhenUsed="1"/>
+    <w:lsdException w:name="toc 1" w:semiHidden="1" w:uiPriority="39" w:unhideWhenUsed="1"/>
+    <w:lsdException w:name="toc 2" w:semiHidden="1" w:uiPriority="39" w:unhideWhenUsed="1"/>
+    <w:lsdException w:name="toc 3" w:semiHidden="1" w:uiPriority="39" w:unhideWhenUsed="1"/>
+    <w:lsdException w:name="toc 4" w:semiHidden="1" w:uiPriority="39" w:unhideWhenUsed="1"/>
+    <w:lsdException w:name="toc 5" w:semiHidden="1" w:uiPriority="39" w:unhideWhenUsed="1"/>
+    <w:lsdException w:name="toc 6" w:semiHidden="1" w:uiPriority="39" w:unhideWhenUsed="1"/>
+    <w:lsdException w:name="toc 7" w:semiHidden="1" w:uiPriority="39" w:unhideWhenUsed="1"/>
+    <w:lsdException w:name="toc 8" w:semiHidden="1" w:uiPriority="39" w:unhideWhenUsed="1"/>
+    <w:lsdException w:name="toc 9" w:semiHidden="1" w:uiPriority="39" w:unhideWhenUsed="1"/>
+    <w:lsdException w:name="Normal Indent" w:semiHidden="1" w:unhideWhenUsed="1"/>
+    <w:lsdException w:name="footnote text" w:semiHidden="1" w:unhideWhenUsed="1"/>
+    <w:lsdException w:name="annotation text" w:semiHidden="1" w:unhideWhenUsed="1"/>
+    <w:lsdException w:name="header" w:semiHidden="1" w:unhideWhenUsed="1"/>
+    <w:lsdException w:name="footer" w:semiHidden="1" w:unhideWhenUsed="1"/>
+    <w:lsdException w:name="index heading" w:semiHidden="1" w:unhideWhenUsed="1"/>
+    <w:lsdException w:name="caption" w:semiHidden="1" w:uiPriority="35" w:unhideWhenUsed="1" w:qFormat="1"/>
+    <w:lsdException w:name="table of figures" w:semiHidden="1" w:unhideWhenUsed="1"/>
+    <w:lsdException w:name="envelope address" w:semiHidden="1" w:unhideWhenUsed="1"/>
+    <w:lsdException w:name="envelope return" w:semiHidden="1" w:unhideWhenUsed="1"/>
+    <w:lsdException w:name="footnote reference" w:semiHidden="1" w:unhideWhenUsed="1"/>
+    <w:lsdException w:name="annotation reference" w:semiHidden="1" w:unhideWhenUsed="1"/>
+    <w:lsdException w:name="line number" w:semiHidden="1" w:unhideWhenUsed="1"/>
+    <w:lsdException w:name="page number" w:semiHidden="1" w:unhideWhenUsed="1"/>
+    <w:lsdException w:name="endnote reference" w:semiHidden="1" w:unhideWhenUsed="1"/>
+    <w:lsdException w:name="endnote text" w:semiHidden="1" w:unhideWhenUsed="1"/>
+    <w:lsdException w:name="table of authorities" w:semiHidden="1" w:unhideWhenUsed="1"/>
+    <w:lsdException w:name="macro" w:semiHidden="1" w:unhideWhenUsed="1"/>
+    <w:lsdException w:name="toa heading" w:semiHidden="1" w:unhideWhenUsed="1"/>
+    <w:lsdException w:name="List" w:semiHidden="1" w:unhideWhenUsed="1"/>
+    <w:lsdException w:name="List Bullet" w:semiHidden="1" w:unhideWhenUsed="1"/>
+    <w:lsdException w:name="List Number" w:semiHidden="1" w:unhideWhenUsed="1"/>
+    <w:lsdException w:name="List 2" w:semiHidden="1" w:unhideWhenUsed="1"/>
+    <w:lsdException w:name="List 3" w:semiHidden="1" w:unhideWhenUsed="1"/>
+    <w:lsdException w:name="List 4" w:semiHidden="1" w:unhideWhenUsed="1"/>
+    <w:lsdException w:name="List 5" w:semiHidden="1" w:unhideWhenUsed="1"/>
+    <w:lsdException w:name="List Bullet 2" w:semiHidden="1" w:unhideWhenUsed="1"/>
+    <w:lsdException w:name="List Bullet 3" w:semiHidden="1" w:unhideWhenUsed="1"/>
+    <w:lsdException w:name="List Bullet 4" w:semiHidden="1" w:unhideWhenUsed="1"/>
+    <w:lsdException w:name="List Bullet 5" w:semiHidden="1" w:unhideWhenUsed="1"/>
+    <w:lsdException w:name="List Number 2" w:semiHidden="1" w:unhideWhenUsed="1"/>
+    <w:lsdException w:name="List Number 3" w:semiHidden="1" w:unhideWhenUsed="1"/>
+    <w:lsdException w:name="List Number 4" w:semiHidden="1" w:unhideWhenUsed="1"/>
+    <w:lsdException w:name="List Number 5" w:semiHidden="1" w:unhideWhenUsed="1"/>
+    <w:lsdException w:name="Title" w:uiPriority="10" w:qFormat="1"/>
+    <w:lsdException w:name="Closing" w:semiHidden="1" w:unhideWhenUsed="1"/>
+    <w:lsdException w:name="Signature" w:semiHidden="1" w:unhideWhenUsed="1"/>
+    <w:lsdException w:name="Default Paragraph Font" w:semiHidden="1" w:uiPriority="1" w:unhideWhenUsed="1"/>
+    <w:lsdException w:name="Body Text" w:semiHidden="1" w:unhideWhenUsed="1"/>
+    <w:lsdException w:name="Body Text Indent" w:semiHidden="1" w:unhideWhenUsed="1"/>
+    <w:lsdException w:name="List Continue" w:semiHidden="1" w:unhideWhenUsed="1"/>
+    <w:lsdException w:name="List Continue 2" w:semiHidden="1" w:unhideWhenUsed="1"/>
+    <w:lsdException w:name="List Continue 3" w:semiHidden="1" w:unhideWhenUsed="1"/>
+    <w:lsdException w:name="List Continue 4" w:semiHidden="1" w:unhideWhenUsed="1"/>
+    <w:lsdException w:name="List Continue 5" w:semiHidden="1" w:unhideWhenUsed="1"/>
+    <w:lsdException w:name="Message Header" w:semiHidden="1" w:unhideWhenUsed="1"/>
+    <w:lsdException w:name="Subtitle" w:uiPriority="11" w:qFormat="1"/>
+    <w:lsdException w:name="Salutation" w:semiHidden="1" w:unhideWhenUsed="1"/>
+    <w:lsdException w:name="Date" w:semiHidden="1" w:unhideWhenUsed="1"/>
+    <w:lsdException w:name="Body Text First Indent" w:semiHidden="1" w:unhideWhenUsed="1"/>
+    <w:lsdException w:name="Body Text First Indent 2" w:semiHidden="1" w:unhideWhenUsed="1"/>
+    <w:lsdException w:name="Note Heading" w:semiHidden="1" w:unhideWhenUsed="1"/>
+    <w:lsdException w:name="Body Text 2" w:semiHidden="1" w:unhideWhenUsed="1"/>
+    <w:lsdException w:name="Body Text 3" w:semiHidden="1" w:unhideWhenUsed="1"/>
+    <w:lsdException w:name="Body Text Indent 2" w:semiHidden="1" w:unhideWhenUsed="1"/>
+    <w:lsdException w:name="Body Text Indent 3" w:semiHidden="1" w:unhideWhenUsed="1"/>
+    <w:lsdException w:name="Block Text" w:semiHidden="1" w:unhideWhenUsed="1"/>
+    <w:lsdException w:name="Hyperlink" w:semiHidden="1" w:unhideWhenUsed="1"/>
+    <w:lsdException w:name="FollowedHyperlink" w:semiHidden="1" w:unhideWhenUsed="1"/>
+    <w:lsdException w:name="Strong" w:uiPriority="22" w:qFormat="1"/>
+    <w:lsdException w:name="Emphasis" w:uiPriority="20" w:qFormat="1"/>
+    <w:lsdException w:name="Document Map" w:semiHidden="1" w:unhideWhenUsed="1"/>
+    <w:lsdException w:name="Plain Text" w:semiHidden="1" w:unhideWhenUsed="1"/>
+    <w:lsdException w:name="E-mail Signature" w:semiHidden="1" w:unhideWhenUsed="1"/>
+    <w:lsdException w:name="HTML Top of Form" w:semiHidden="1" w:unhideWhenUsed="1"/>
+    <w:lsdException w:name="HTML Bottom of Form" w:semiHidden="1" w:unhideWhenUsed="1"/>
+    <w:lsdException w:name="Normal (Web)" w:semiHidden="1" w:unhideWhenUsed="1"/>
+    <w:lsdException w:name="HTML Acronym" w:semiHidden="1" w:unhideWhenUsed="1"/>
+    <w:lsdException w:name="HTML Address" w:semiHidden="1" w:unhideWhenUsed="1"/>
+    <w:lsdException w:name="HTML Cite" w:semiHidden="1" w:unhideWhenUsed="1"/>
+    <w:lsdException w:name="HTML Code" w:semiHidden="1" w:unhideWhenUsed="1"/>
+    <w:lsdException w:name="HTML Definition" w:semiHidden="1" w:unhideWhenUsed="1"/>
+    <w:lsdException w:name="HTML Keyboard" w:semiHidden="1" w:unhideWhenUsed="1"/>
+    <w:lsdException w:name="HTML Preformatted" w:semiHidden="1" w:unhideWhenUsed="1"/>
+    <w:lsdException w:name="HTML Sample" w:semiHidden="1" w:unhideWhenUsed="1"/>
+    <w:lsdException w:name="HTML Typewriter" w:semiHidden="1" w:unhideWhenUsed="1"/>
+    <w:lsdException w:name="HTML Variable" w:semiHidden="1" w:unhideWhenUsed="1"/>
+    <w:lsdException w:name="Normal Table" w:semiHidden="1" w:unhideWhenUsed="1"/>
+    <w:lsdException w:name="annotation subject" w:semiHidden="1" w:unhideWhenUsed="1"/>
+    <w:lsdException w:name="No List" w:semiHidden="1" w:unhideWhenUsed="1"/>
+    <w:lsdException w:name="Outline List 1" w:semiHidden="1" w:unhideWhenUsed="1"/>
+    <w:lsdException w:name="Outline List 2" w:semiHidden="1" w:unhideWhenUsed="1"/>
+    <w:lsdException w:name="Outline List 3" w:semiHidden="1" w:unhideWhenUsed="1"/>
+    <w:lsdException w:name="Table Simple 1" w:semiHidden="1" w:unhideWhenUsed="1"/>
+    <w:lsdException w:name="Table Simple 2" w:semiHidden="1" w:unhideWhenUsed="1"/>
+    <w:lsdException w:name="Table Simple 3" w:semiHidden="1" w:unhideWhenUsed="1"/>
+    <w:lsdException w:name="Table Classic 1" w:semiHidden="1" w:unhideWhenUsed="1"/>
+    <w:lsdException w:name="Table Classic 2" w:semiHidden="1" w:unhideWhenUsed="1"/>
+    <w:lsdException w:name="Table Classic 3" w:semiHidden="1" w:unhideWhenUsed="1"/>
+    <w:lsdException w:name="Table Classic 4" w:semiHidden="1" w:unhideWhenUsed="1"/>
+    <w:lsdException w:name="Table Colorful 1" w:semiHidden="1" w:unhideWhenUsed="1"/>
+    <w:lsdException w:name="Table Colorful 2" w:semiHidden="1" w:unhideWhenUsed="1"/>
+    <w:lsdException w:name="Table Colorful 3" w:semiHidden="1" w:unhideWhenUsed="1"/>
+    <w:lsdException w:name="Table Columns 1" w:semiHidden="1" w:unhideWhenUsed="1"/>
+    <w:lsdException w:name="Table Columns 2" w:semiHidden="1" w:unhideWhenUsed="1"/>
+    <w:lsdException w:name="Table Columns 3" w:semiHidden="1" w:unhideWhenUsed="1"/>
+    <w:lsdException w:name="Table Columns 4" w:semiHidden="1" w:unhideWhenUsed="1"/>
+    <w:lsdException w:name="Table Columns 5" w:semiHidden="1" w:unhideWhenUsed="1"/>
+    <w:lsdException w:name="Table Grid 1" w:semiHidden="1" w:unhideWhenUsed="1"/>
+    <w:lsdException w:name="Table Grid 2" w:semiHidden="1" w:unhideWhenUsed="1"/>
+    <w:lsdException w:name="Table Grid 3" w:semiHidden="1" w:unhideWhenUsed="1"/>
+    <w:lsdException w:name="Table Grid 4" w:semiHidden="1" w:unhideWhenUsed="1"/>
+    <w:lsdException w:name="Table Grid 5" w:semiHidden="1" w:unhideWhenUsed="1"/>
+    <w:lsdException w:name="Table Grid 6" w:semiHidden="1" w:unhideWhenUsed="1"/>
+    <w:lsdException w:name="Table Grid 7" w:semiHidden="1" w:unhideWhenUsed="1"/>
+    <w:lsdException w:name="Table Grid 8" w:semiHidden="1" w:unhideWhenUsed="1"/>
+    <w:lsdException w:name="Table List 1" w:semiHidden="1" w:unhideWhenUsed="1"/>
+    <w:lsdException w:name="Table List 2" w:semiHidden="1" w:unhideWhenUsed="1"/>
+    <w:lsdException w:name="Table List 3" w:semiHidden="1" w:unhideWhenUsed="1"/>
+    <w:lsdException w:name="Table List 4" w:semiHidden="1" w:unhideWhenUsed="1"/>
+    <w:lsdException w:name="Table List 5" w:semiHidden="1" w:unhideWhenUsed="1"/>
+    <w:lsdException w:name="Table List 6" w:semiHidden="1" w:unhideWhenUsed="1"/>
+    <w:lsdException w:name="Table List 7" w:semiHidden="1" w:unhideWhenUsed="1"/>
+    <w:lsdException w:name="Table List 8" w:semiHidden="1" w:unhideWhenUsed="1"/>
+    <w:lsdException w:name="Table 3D effects 1" w:semiHidden="1" w:unhideWhenUsed="1"/>
+    <w:lsdException w:name="Table 3D effects 2" w:semiHidden="1" w:unhideWhenUsed="1"/>
+    <w:lsdException w:name="Table 3D effects 3" w:semiHidden="1" w:unhideWhenUsed="1"/>
+    <w:lsdException w:name="Table Contemporary" w:semiHidden="1" w:unhideWhenUsed="1"/>
+    <w:lsdException w:name="Table Elegant" w:semiHidden="1" w:unhideWhenUsed="1"/>
+    <w:lsdException w:name="Table Professional" w:semiHidden="1" w:unhideWhenUsed="1"/>
+    <w:lsdException w:name="Table Subtle 1" w:semiHidden="1" w:unhideWhenUsed="1"/>
+    <w:lsdException w:name="Table Subtle 2" w:semiHidden="1" w:unhideWhenUsed="1"/>
+    <w:lsdException w:name="Table Web 1" w:semiHidden="1" w:unhideWhenUsed="1"/>
+    <w:lsdException w:name="Table Web 2" w:semiHidden="1" w:unhideWhenUsed="1"/>
+    <w:lsdException w:name="Table Web 3" w:semiHidden="1" w:unhideWhenUsed="1"/>
+    <w:lsdException w:name="Balloon Text" w:semiHidden="1" w:unhideWhenUsed="1"/>
+    <w:lsdException w:name="Table Grid" w:uiPriority="39"/>
+    <w:lsdException w:name="Table Theme" w:semiHidden="1" w:unhideWhenUsed="1"/>
+    <w:lsdException w:name="Placeholder Text" w:semiHidden="1"/>
+    <w:lsdException w:name="No Spacing" w:uiPriority="1" w:qFormat="1"/>
+    <w:lsdException w:name="Light Shading" w:uiPriority="60"/>
+    <w:lsdException w:name="Light List" w:uiPriority="61"/>
+    <w:lsdException w:name="Light Grid" w:uiPriority="62"/>
+    <w:lsdException w:name="Medium Shading 1" w:uiPriority="63"/>
+    <w:lsdException w:name="Medium Shading 2" w:uiPriority="64"/>
+    <w:lsdException w:name="Medium List 1" w:uiPriority="65"/>
+    <w:lsdException w:name="Medium List 2" w:uiPriority="66"/>
+    <w:lsdException w:name="Medium Grid 1" w:uiPriority="67"/>
+    <w:lsdException w:name="Medium Grid 2" w:uiPriority="68"/>
+    <w:lsdException w:name="Medium Grid 3" w:uiPriority="69"/>
+    <w:lsdException w:name="Dark List" w:uiPriority="70"/>
+    <w:lsdException w:name="Colorful Shading" w:uiPriority="71"/>
+    <w:lsdException w:name="Colorful List" w:uiPriority="72"/>
+    <w:lsdException w:name="Colorful Grid" w:uiPriority="73"/>
+    <w:lsdException w:name="Light Shading Accent 1" w:uiPriority="60"/>
+    <w:lsdException w:name="Light List Accent 1" w:uiPriority="61"/>
+    <w:lsdException w:name="Light Grid Accent 1" w:uiPriority="62"/>
+    <w:lsdException w:name="Medium Shading 1 Accent 1" w:uiPriority="63"/>
+    <w:lsdException w:name="Medium Shading 2 Accent 1" w:uiPriority="64"/>
+    <w:lsdException w:name="Medium List 1 Accent 1" w:uiPriority="65"/>
+    <w:lsdException w:name="Revision" w:semiHidden="1"/>
+    <w:lsdException w:name="List Paragraph" w:uiPriority="34" w:qFormat="1"/>
+    <w:lsdException w:name="Quote" w:uiPriority="29" w:qFormat="1"/>
+    <w:lsdException w:name="Intense Quote" w:uiPriority="30" w:qFormat="1"/>
+    <w:lsdException w:name="Medium List 2 Accent 1" w:uiPriority="66"/>
+    <w:lsdException w:name="Medium Grid 1 Accent 1" w:uiPriority="67"/>
+    <w:lsdException w:name="Medium Grid 2 Accent 1" w:uiPriority="68"/>
+    <w:lsdException w:name="Medium Grid 3 Accent 1" w:uiPriority="69"/>
+    <w:lsdException w:name="Dark List Accent 1" w:uiPriority="70"/>
+    <w:lsdException w:name="Colorful Shading Accent 1" w:uiPriority="71"/>
+    <w:lsdException w:name="Colorful List Accent 1" w:uiPriority="72"/>
+    <w:lsdException w:name="Colorful Grid Accent 1" w:uiPriority="73"/>
+    <w:lsdException w:name="Light Shading Accent 2" w:uiPriority="60"/>
+    <w:lsdException w:name="Light List Accent 2" w:uiPriority="61"/>
+    <w:lsdException w:name="Light Grid Accent 2" w:uiPriority="62"/>
+    <w:lsdException w:name="Medium Shading 1 Accent 2" w:uiPriority="63"/>
+    <w:lsdException w:name="Medium Shading 2 Accent 2" w:uiPriority="64"/>
+    <w:lsdException w:name="Medium List 1 Accent 2" w:uiPriority="65"/>
+    <w:lsdException w:name="Medium List 2 Accent 2" w:uiPriority="66"/>
+    <w:lsdException w:name="Medium Grid 1 Accent 2" w:uiPriority="67"/>
+    <w:lsdException w:name="Medium Grid 2 Accent 2" w:uiPriority="68"/>
+    <w:lsdException w:name="Medium Grid 3 Accent 2" w:uiPriority="69"/>
+    <w:lsdException w:name="Dark List Accent 2" w:uiPriority="70"/>
+    <w:lsdException w:name="Colorful Shading Accent 2" w:uiPriority="71"/>
+    <w:lsdException w:name="Colorful List Accent 2" w:uiPriority="72"/>
+    <w:lsdException w:name="Colorful Grid Accent 2" w:uiPriority="73"/>
+    <w:lsdException w:name="Light Shading Accent 3" w:uiPriority="60"/>
+    <w:lsdException w:name="Light List Accent 3" w:uiPriority="61"/>
+    <w:lsdException w:name="Light Grid Accent 3" w:uiPriority="62"/>
+    <w:lsdException w:name="Medium Shading 1 Accent 3" w:uiPriority="63"/>
+    <w:lsdException w:name="Medium Shading 2 Accent 3" w:uiPriority="64"/>
+    <w:lsdException w:name="Medium List 1 Accent 3" w:uiPriority="65"/>
+    <w:lsdException w:name="Medium List 2 Accent 3" w:uiPriority="66"/>
+    <w:lsdException w:name="Medium Grid 1 Accent 3" w:uiPriority="67"/>
+    <w:lsdException w:name="Medium Grid 2 Accent 3" w:uiPriority="68"/>
+    <w:lsdException w:name="Medium Grid 3 Accent 3" w:uiPriority="69"/>
+    <w:lsdException w:name="Dark List Accent 3" w:uiPriority="70"/>
+    <w:lsdException w:name="Colorful Shading Accent 3" w:uiPriority="71"/>
+    <w:lsdException w:name="Colorful List Accent 3" w:uiPriority="72"/>
+    <w:lsdException w:name="Colorful Grid Accent 3" w:uiPriority="73"/>
+    <w:lsdException w:name="Light Shading Accent 4" w:uiPriority="60"/>
+    <w:lsdException w:name="Light List Accent 4" w:uiPriority="61"/>
+    <w:lsdException w:name="Light Grid Accent 4" w:uiPriority="62"/>
+    <w:lsdException w:name="Medium Shading 1 Accent 4" w:uiPriority="63"/>
+    <w:lsdException w:name="Medium Shading 2 Accent 4" w:uiPriority="64"/>
+    <w:lsdException w:name="Medium List 1 Accent 4" w:uiPriority="65"/>
+    <w:lsdException w:name="Medium List 2 Accent 4" w:uiPriority="66"/>
+    <w:lsdException w:name="Medium Grid 1 Accent 4" w:uiPriority="67"/>
+    <w:lsdException w:name="Medium Grid 2 Accent 4" w:uiPriority="68"/>
+    <w:lsdException w:name="Medium Grid 3 Accent 4" w:uiPriority="69"/>
+    <w:lsdException w:name="Dark List Accent 4" w:uiPriority="70"/>
+    <w:lsdException w:name="Colorful Shading Accent 4" w:uiPriority="71"/>
+    <w:lsdException w:name="Colorful List Accent 4" w:uiPriority="72"/>
+    <w:lsdException w:name="Colorful Grid Accent 4" w:uiPriority="73"/>
+    <w:lsdException w:name="Light Shading Accent 5" w:uiPriority="60"/>
+    <w:lsdException w:name="Light List Accent 5" w:uiPriority="61"/>
+    <w:lsdException w:name="Light Grid Accent 5" w:uiPriority="62"/>
+    <w:lsdException w:name="Medium Shading 1 Accent 5" w:uiPriority="63"/>
+    <w:lsdException w:name="Medium Shading 2 Accent 5" w:uiPriority="64"/>
+    <w:lsdException w:name="Medium List 1 Accent 5" w:uiPriority="65"/>
+    <w:lsdException w:name="Medium List 2 Accent 5" w:uiPriority="66"/>
+    <w:lsdException w:name="Medium Grid 1 Accent 5" w:uiPriority="67"/>
+    <w:lsdException w:name="Medium Grid 2 Accent 5" w:uiPriority="68"/>
+    <w:lsdException w:name="Medium Grid 3 Accent 5" w:uiPriority="69"/>
+    <w:lsdException w:name="Dark List Accent 5" w:uiPriority="70"/>
+    <w:lsdException w:name="Colorful Shading Accent 5" w:uiPriority="71"/>
+    <w:lsdException w:name="Colorful List Accent 5" w:uiPriority="72"/>
+    <w:lsdException w:name="Colorful Grid Accent 5" w:uiPriority="73"/>
+    <w:lsdException w:name="Light Shading Accent 6" w:uiPriority="60"/>
+    <w:lsdException w:name="Light List Accent 6" w:uiPriority="61"/>
+    <w:lsdException w:name="Light Grid Accent 6" w:uiPriority="62"/>
+    <w:lsdException w:name="Medium Shading 1 Accent 6" w:uiPriority="63"/>
+    <w:lsdException w:name="Medium Shading 2 Accent 6" w:uiPriority="64"/>
+    <w:lsdException w:name="Medium List 1 Accent 6" w:uiPriority="65"/>
+    <w:lsdException w:name="Medium List 2 Accent 6" w:uiPriority="66"/>
+    <w:lsdException w:name="Medium Grid 1 Accent 6" w:uiPriority="67"/>
+    <w:lsdException w:name="Medium Grid 2 Accent 6" w:uiPriority="68"/>
+    <w:lsdException w:name="Medium Grid 3 Accent 6" w:uiPriority="69"/>
+    <w:lsdException w:name="Dark List Accent 6" w:uiPriority="70"/>
+    <w:lsdException w:name="Colorful Shading Accent 6" w:uiPriority="71"/>
+    <w:lsdException w:name="Colorful List Accent 6" w:uiPriority="72"/>
+    <w:lsdException w:name="Colorful Grid Accent 6" w:uiPriority="73"/>
+    <w:lsdException w:name="Subtle Emphasis" w:uiPriority="19" w:qFormat="1"/>
+    <w:lsdException w:name="Intense Emphasis" w:uiPriority="21" w:qFormat="1"/>
+    <w:lsdException w:name="Subtle Reference" w:uiPriority="31" w:qFormat="1"/>
+    <w:lsdException w:name="Intense Reference" w:uiPriority="32" w:qFormat="1"/>
+    <w:lsdException w:name="Book Title" w:uiPriority="33" w:qFormat="1"/>
+    <w:lsdException w:name="Bibliography" w:semiHidden="1" w:uiPriority="37" w:unhideWhenUsed="1"/>
+    <w:lsdException w:name="TOC Heading" w:semiHidden="1" w:uiPriority="39" w:unhideWhenUsed="1" w:qFormat="1"/>
+    <w:lsdException w:name="Plain Table 1" w:uiPriority="41"/>
+    <w:lsdException w:name="Plain Table 2" w:uiPriority="42"/>
+    <w:lsdException w:name="Plain Table 3" w:uiPriority="43"/>
+    <w:lsdException w:name="Plain Table 4" w:uiPriority="44"/>
+    <w:lsdException w:name="Plain Table 5" w:uiPriority="45"/>
+    <w:lsdException w:name="Grid Table Light" w:uiPriority="40"/>
+    <w:lsdException w:name="Grid Table 1 Light" w:uiPriority="46"/>
+    <w:lsdException w:name="Grid Table 2" w:uiPriority="47"/>
+    <w:lsdException w:name="Grid Table 3" w:uiPriority="48"/>
+    <w:lsdException w:name="Grid Table 4" w:uiPriority="49"/>
+    <w:lsdException w:name="Grid Table 5 Dark" w:uiPriority="50"/>
+    <w:lsdException w:name="Grid Table 6 Colorful" w:uiPriority="51"/>
+    <w:lsdException w:name="Grid Table 7 Colorful" w:uiPriority="52"/>
+    <w:lsdException w:name="Grid Table 1 Light Accent 1" w:uiPriority="46"/>
+    <w:lsdException w:name="Grid Table 2 Accent 1" w:uiPriority="47"/>
+    <w:lsdException w:name="Grid Table 3 Accent 1" w:uiPriority="48"/>
+    <w:lsdException w:name="Grid Table 4 Accent 1" w:uiPriority="49"/>
+    <w:lsdException w:name="Grid Table 5 Dark Accent 1" w:uiPriority="50"/>
+    <w:lsdException w:name="Grid Table 6 Colorful Accent 1" w:uiPriority="51"/>
+    <w:lsdException w:name="Grid Table 7 Colorful Accent 1" w:uiPriority="52"/>
+    <w:lsdException w:name="Grid Table 1 Light Accent 2" w:uiPriority="46"/>
+    <w:lsdException w:name="Grid Table 2 Accent 2" w:uiPriority="47"/>
+    <w:lsdException w:name="Grid Table 3 Accent 2" w:uiPriority="48"/>
+    <w:lsdException w:name="Grid Table 4 Accent 2" w:uiPriority="49"/>
+    <w:lsdException w:name="Grid Table 5 Dark Accent 2" w:uiPriority="50"/>
+    <w:lsdException w:name="Grid Table 6 Colorful Accent 2" w:uiPriority="51"/>
+    <w:lsdException w:name="Grid Table 7 Colorful Accent 2" w:uiPriority="52"/>
+    <w:lsdException w:name="Grid Table 1 Light Accent 3" w:uiPriority="46"/>
+    <w:lsdException w:name="Grid Table 2 Accent 3" w:uiPriority="47"/>
+    <w:lsdException w:name="Grid Table 3 Accent 3" w:uiPriority="48"/>
+    <w:lsdException w:name="Grid Table 4 Accent 3" w:uiPriority="49"/>
+    <w:lsdException w:name="Grid Table 5 Dark Accent 3" w:uiPriority="50"/>
+    <w:lsdException w:name="Grid Table 6 Colorful Accent 3" w:uiPriority="51"/>
+    <w:lsdException w:name="Grid Table 7 Colorful Accent 3" w:uiPriority="52"/>
+    <w:lsdException w:name="Grid Table 1 Light Accent 4" w:uiPriority="46"/>
+    <w:lsdException w:name="Grid Table 2 Accent 4" w:uiPriority="47"/>
+    <w:lsdException w:name="Grid Table 3 Accent 4" w:uiPriority="48"/>
+    <w:lsdException w:name="Grid Table 4 Accent 4" w:uiPriority="49"/>
+    <w:lsdException w:name="Grid Table 5 Dark Accent 4" w:uiPriority="50"/>
+    <w:lsdException w:name="Grid Table 6 Colorful Accent 4" w:uiPriority="51"/>
+    <w:lsdException w:name="Grid Table 7 Colorful Accent 4" w:uiPriority="52"/>
+    <w:lsdException w:name="Grid Table 1 Light Accent 5" w:uiPriority="46"/>
+    <w:lsdException w:name="Grid Table 2 Accent 5" w:uiPriority="47"/>
+    <w:lsdException w:name="Grid Table 3 Accent 5" w:uiPriority="48"/>
+    <w:lsdException w:name="Grid Table 4 Accent 5" w:uiPriority="49"/>
+    <w:lsdException w:name="Grid Table 5 Dark Accent 5" w:uiPriority="50"/>
+    <w:lsdException w:name="Grid Table 6 Colorful Accent 5" w:uiPriority="51"/>
+    <w:lsdException w:name="Grid Table 7 Colorful Accent 5" w:uiPriority="52"/>
+    <w:lsdException w:name="Grid Table 1 Light Accent 6" w:uiPriority="46"/>
+    <w:lsdException w:name="Grid Table 2 Accent 6" w:uiPriority="47"/>
+    <w:lsdException w:name="Grid Table 3 Accent 6" w:uiPriority="48"/>
+    <w:lsdException w:name="Grid Table 4 Accent 6" w:uiPriority="49"/>
+    <w:lsdException w:name="Grid Table 5 Dark Accent 6" w:uiPriority="50"/>
+    <w:lsdException w:name="Grid Table 6 Colorful Accent 6" w:uiPriority="51"/>
+    <w:lsdException w:name="Grid Table 7 Colorful Accent 6" w:uiPriority="52"/>
+    <w:lsdException w:name="List Table 1 Light" w:uiPriority="46"/>
+    <w:lsdException w:name="List Table 2" w:uiPriority="47"/>
+    <w:lsdException w:name="List Table 3" w:uiPriority="48"/>
+    <w:lsdException w:name="List Table 4" w:uiPriority="49"/>
+    <w:lsdException w:name="List Table 5 Dark" w:uiPriority="50"/>
+    <w:lsdException w:name="List Table 6 Colorful" w:uiPriority="51"/>
+    <w:lsdException w:name="List Table 7 Colorful" w:uiPriority="52"/>
+    <w:lsdException w:name="List Table 1 Light Accent 1" w:uiPriority="46"/>
+    <w:lsdException w:name="List Table 2 Accent 1" w:uiPriority="47"/>
+    <w:lsdException w:name="List Table 3 Accent 1" w:uiPriority="48"/>
+    <w:lsdException w:name="List Table 4 Accent 1" w:uiPriority="49"/>
+    <w:lsdException w:name="List Table 5 Dark Accent 1" w:uiPriority="50"/>
+    <w:lsdException w:name="List Table 6 Colorful Accent 1" w:uiPriority="51"/>
+    <w:lsdException w:name="List Table 7 Colorful Accent 1" w:uiPriority="52"/>
+    <w:lsdException w:name="List Table 1 Light Accent 2" w:uiPriority="46"/>
+    <w:lsdException w:name="List Table 2 Accent 2" w:uiPriority="47"/>
+    <w:lsdException w:name="List Table 3 Accent 2" w:uiPriority="48"/>
+    <w:lsdException w:name="List Table 4 Accent 2" w:uiPriority="49"/>
+    <w:lsdException w:name="List Table 5 Dark Accent 2" w:uiPriority="50"/>
+    <w:lsdException w:name="List Table 6 Colorful Accent 2" w:uiPriority="51"/>
+    <w:lsdException w:name="List Table 7 Colorful Accent 2" w:uiPriority="52"/>
+    <w:lsdException w:name="List Table 1 Light Accent 3" w:uiPriority="46"/>
+    <w:lsdException w:name="List Table 2 Accent 3" w:uiPriority="47"/>
+    <w:lsdException w:name="List Table 3 Accent 3" w:uiPriority="48"/>
+    <w:lsdException w:name="List Table 4 Accent 3" w:uiPriority="49"/>
+    <w:lsdException w:name="List Table 5 Dark Accent 3" w:uiPriority="50"/>
+    <w:lsdException w:name="List Table 6 Colorful Accent 3" w:uiPriority="51"/>
+    <w:lsdException w:name="List Table 7 Colorful Accent 3" w:uiPriority="52"/>
+    <w:lsdException w:name="List Table 1 Light Accent 4" w:uiPriority="46"/>
+    <w:lsdException w:name="List Table 2 Accent 4" w:uiPriority="47"/>
+    <w:lsdException w:name="List Table 3 Accent 4" w:uiPriority="48"/>
+    <w:lsdException w:name="List Table 4 Accent 4" w:uiPriority="49"/>
+    <w:lsdException w:name="List Table 5 Dark Accent 4" w:uiPriority="50"/>
+    <w:lsdException w:name="List Table 6 Colorful Accent 4" w:uiPriority="51"/>
+    <w:lsdException w:name="List Table 7 Colorful Accent 4" w:uiPriority="52"/>
+    <w:lsdException w:name="List Table 1 Light Accent 5" w:uiPriority="46"/>
+    <w:lsdException w:name="List Table 2 Accent 5" w:uiPriority="47"/>
+    <w:lsdException w:name="List Table 3 Accent 5" w:uiPriority="48"/>
+    <w:lsdException w:name="List Table 4 Accent 5" w:uiPriority="49"/>
+    <w:lsdException w:name="List Table 5 Dark Accent 5" w:uiPriority="50"/>
+    <w:lsdException w:name="List Table 6 Colorful Accent 5" w:uiPriority="51"/>
+    <w:lsdException w:name="List Table 7 Colorful Accent 5" w:uiPriority="52"/>
+    <w:lsdException w:name="List Table 1 Light Accent 6" w:uiPriority="46"/>
+    <w:lsdException w:name="List Table 2 Accent 6" w:uiPriority="47"/>
+    <w:lsdException w:name="List Table 3 Accent 6" w:uiPriority="48"/>
+    <w:lsdException w:name="List Table 4 Accent 6" w:uiPriority="49"/>
+    <w:lsdException w:name="List Table 5 Dark Accent 6" w:uiPriority="50"/>
+    <w:lsdException w:name="List Table 6 Colorful Accent 6" w:uiPriority="51"/>
+    <w:lsdException w:name="List Table 7 Colorful Accent 6" w:uiPriority="52"/>
+  </w:latentStyles>
+  <w:style w:type="paragraph" w:default="1" w:styleId="Normal">
+    <w:name w:val="Normal"/>
+    <w:uiPriority w:val="1"/>
+    <w:qFormat/>
+    <w:rPr>
+      <w:rFonts w:ascii="Verdana" w:eastAsia="Verdana" w:hAnsi="Verdana" w:cs="Verdana"/>
+    </w:rPr>
+  </w:style>
+  <w:style w:type="paragraph" w:styleId="Heading1">
+    <w:name w:val="heading 1"/>
+    <w:basedOn w:val="Normal"/>
+    <w:uiPriority w:val="1"/>
+    <w:qFormat/>
+    <w:pPr>
+      <w:ind w:left="697"/>
+      <w:outlineLvl w:val="0"/>
+    </w:pPr>
+    <w:rPr>
+      <w:sz w:val="26"/>
+      <w:szCs w:val="26"/>
+    </w:rPr>
+  </w:style>
+  <w:style w:type="paragraph" w:styleId="Heading2">
+    <w:name w:val="heading 2"/>
+    <w:basedOn w:val="Normal"/>
+    <w:uiPriority w:val="1"/>
+    <w:qFormat/>
+    <w:pPr>
+      <w:ind w:left="714"/>
+      <w:outlineLvl w:val="1"/>
+    </w:pPr>
+    <w:rPr>
+      <w:b/>
+      <w:bCs/>
+      <w:sz w:val="20"/>
+      <w:szCs w:val="20"/>
+    </w:rPr>
+  </w:style>
+  <w:style w:type="character" w:default="1" w:styleId="DefaultParagraphFont">
     <w:name w:val="Default Paragraph Font"/>
     <w:uiPriority w:val="1"/>
     <w:semiHidden/>
     <w:unhideWhenUsed/>
   </w:style>
-  <w:style w:styleId="TableNormal" w:default="1" w:type="table">
-    <w:name w:val="Table Normal"/>
-    <w:uiPriority w:val="2"/>
+  <w:style w:type="table" w:default="1" w:styleId="TableNormal">
+    <w:name w:val="Normal Table"/>
+    <w:uiPriority w:val="99"/>
     <w:semiHidden/>
     <w:unhideWhenUsed/>
-    <w:qFormat/>
     <w:tblPr>
       <w:tblInd w:w="0" w:type="dxa"/>
       <w:tblCellMar>
         <w:top w:w="0" w:type="dxa"/>
-        <w:left w:w="0" w:type="dxa"/>
+        <w:left w:w="108" w:type="dxa"/>
         <w:bottom w:w="0" w:type="dxa"/>
-        <w:right w:w="0" w:type="dxa"/>
+        <w:right w:w="108" w:type="dxa"/>
       </w:tblCellMar>
     </w:tblPr>
   </w:style>
-  <w:style w:styleId="NoList" w:default="1" w:type="numbering">
+  <w:style w:type="numbering" w:default="1" w:styleId="NoList">
     <w:name w:val="No List"/>
     <w:uiPriority w:val="99"/>
     <w:semiHidden/>
     <w:unhideWhenUsed/>
   </w:style>
-  <w:style w:default="1" w:styleId="Normal" w:type="paragraph">
-    <w:name w:val="Normal"/>
-    <w:uiPriority w:val="1"/>
-    <w:qFormat/>
-    <w:pPr/>
-    <w:rPr>
-      <w:rFonts w:ascii="Verdana" w:hAnsi="Verdana" w:eastAsia="Verdana" w:cs="Verdana"/>
-      <w:lang w:val="en-US" w:eastAsia="en-US" w:bidi="ar-SA"/>
-    </w:rPr>
-  </w:style>
-  <w:style w:styleId="BodyText" w:type="paragraph">
+  <w:style w:type="paragraph" w:styleId="BodyText">
     <w:name w:val="Body Text"/>
     <w:basedOn w:val="Normal"/>
     <w:uiPriority w:val="1"/>
     <w:qFormat/>
-    <w:pPr/>
     <w:rPr>
-      <w:rFonts w:ascii="Verdana" w:hAnsi="Verdana" w:eastAsia="Verdana" w:cs="Verdana"/>
       <w:sz w:val="18"/>
       <w:szCs w:val="18"/>
-      <w:lang w:val="en-US" w:eastAsia="en-US" w:bidi="ar-SA"/>
     </w:rPr>
   </w:style>
-  <w:style w:styleId="Heading1" w:type="paragraph">
-    <w:name w:val="Heading 1"/>
-    <w:basedOn w:val="Normal"/>
-    <w:uiPriority w:val="1"/>
-    <w:qFormat/>
-    <w:pPr>
-      <w:ind w:left="697"/>
-      <w:outlineLvl w:val="1"/>
-    </w:pPr>
-    <w:rPr>
-      <w:rFonts w:ascii="Verdana" w:hAnsi="Verdana" w:eastAsia="Verdana" w:cs="Verdana"/>
-      <w:sz w:val="26"/>
-      <w:szCs w:val="26"/>
-      <w:lang w:val="en-US" w:eastAsia="en-US" w:bidi="ar-SA"/>
-    </w:rPr>
-  </w:style>
-  <w:style w:styleId="Heading2" w:type="paragraph">
-    <w:name w:val="Heading 2"/>
-    <w:basedOn w:val="Normal"/>
-    <w:uiPriority w:val="1"/>
-    <w:qFormat/>
-    <w:pPr>
-      <w:ind w:left="714"/>
-      <w:outlineLvl w:val="2"/>
-    </w:pPr>
-    <w:rPr>
-      <w:rFonts w:ascii="Verdana" w:hAnsi="Verdana" w:eastAsia="Verdana" w:cs="Verdana"/>
-      <w:b/>
-      <w:bCs/>
-      <w:sz w:val="20"/>
-      <w:szCs w:val="20"/>
-      <w:lang w:val="en-US" w:eastAsia="en-US" w:bidi="ar-SA"/>
-    </w:rPr>
-  </w:style>
-  <w:style w:styleId="ListParagraph" w:type="paragraph">
+  <w:style w:type="paragraph" w:styleId="ListParagraph">
     <w:name w:val="List Paragraph"/>
     <w:basedOn w:val="Normal"/>
     <w:uiPriority w:val="1"/>
     <w:qFormat/>
-    <w:pPr/>
-    <w:rPr>
-      <w:lang w:val="en-US" w:eastAsia="en-US" w:bidi="ar-SA"/>
-    </w:rPr>
   </w:style>
-  <w:style w:styleId="TableParagraph" w:type="paragraph">
+  <w:style w:type="paragraph" w:customStyle="1" w:styleId="TableParagraph">
     <w:name w:val="Table Paragraph"/>
     <w:basedOn w:val="Normal"/>
     <w:uiPriority w:val="1"/>
     <w:qFormat/>
-    <w:pPr/>
-    <w:rPr>
-      <w:lang w:val="en-US" w:eastAsia="en-US" w:bidi="ar-SA"/>
-    </w:rPr>
   </w:style>
 </w:styles>
 </file>

--- a/SUJITH.docx
+++ b/SUJITH.docx
@@ -252,7 +252,7 @@
           <w:spacing w:val="-2"/>
           <w:sz w:val="16"/>
         </w:rPr>
-        <w:t xml:space="preserve">+91 </w:t>
+        <w:t xml:space="preserve">+989 </w:t>
       </w:r>
       <w:bookmarkStart w:id="0" w:name="_GoBack"/>
       <w:bookmarkEnd w:id="0"/>
@@ -911,10 +911,7 @@
         </mc:AlternateContent>
       </w:r>
       <w:r>
-        <w:t xml:space="preserve">Motivated college student majoring in Computer </w:t>
-      </w:r>
-      <w:r>
-        <w:t>Science with a strong passion for coding and problem-solving.</w:t>
+        <w:t>Motivated college student majoring in Computer Science with a strong passion for coding and problem-solving.</w:t>
       </w:r>
     </w:p>
     <w:p>

--- a/SUJITH.docx
+++ b/SUJITH.docx
@@ -246,13 +246,6 @@
             </a:graphic>
           </wp:anchor>
         </w:drawing>
-      </w:r>
-      <w:r>
-        <w:rPr>
-          <w:spacing w:val="-2"/>
-          <w:sz w:val="16"/>
-        </w:rPr>
-        <w:t xml:space="preserve">+91 </w:t>
       </w:r>
       <w:bookmarkStart w:id="0" w:name="_GoBack"/>
       <w:bookmarkEnd w:id="0"/>
@@ -911,10 +904,7 @@
         </mc:AlternateContent>
       </w:r>
       <w:r>
-        <w:t xml:space="preserve">Motivated college student majoring in Computer </w:t>
-      </w:r>
-      <w:r>
-        <w:t>Science with a strong passion for coding and problem-solving.</w:t>
+        <w:t>Motivated college student majoring in Computer Science with a strong passion for coding and problem-solving.</w:t>
       </w:r>
     </w:p>
     <w:p>

--- a/SUJITH.docx
+++ b/SUJITH.docx
@@ -1,6 +1,6 @@
 
 <file path=word/document.xml><?xml version="1.0" encoding="utf-8"?>
-<w:document xmlns:wpc="http://schemas.microsoft.com/office/word/2010/wordprocessingCanvas" xmlns:mc="http://schemas.openxmlformats.org/markup-compatibility/2006" xmlns:o="urn:schemas-microsoft-com:office:office" xmlns:r="http://schemas.openxmlformats.org/officeDocument/2006/relationships" xmlns:m="http://schemas.openxmlformats.org/officeDocument/2006/math" xmlns:v="urn:schemas-microsoft-com:vml" xmlns:wp14="http://schemas.microsoft.com/office/word/2010/wordprocessingDrawing" xmlns:wp="http://schemas.openxmlformats.org/drawingml/2006/wordprocessingDrawing" xmlns:w10="urn:schemas-microsoft-com:office:word" xmlns:w="http://schemas.openxmlformats.org/wordprocessingml/2006/main" xmlns:w14="http://schemas.microsoft.com/office/word/2010/wordml" xmlns:w15="http://schemas.microsoft.com/office/word/2012/wordml" xmlns:wpg="http://schemas.microsoft.com/office/word/2010/wordprocessingGroup" xmlns:wpi="http://schemas.microsoft.com/office/word/2010/wordprocessingInk" xmlns:wne="http://schemas.microsoft.com/office/word/2006/wordml" xmlns:wps="http://schemas.microsoft.com/office/word/2010/wordprocessingShape" mc:Ignorable="w14 w15 wp14">
+<w:document xmlns:wpc="http://schemas.microsoft.com/office/word/2010/wordprocessingCanvas" xmlns:cx="http://schemas.microsoft.com/office/drawing/2014/chartex" xmlns:mc="http://schemas.openxmlformats.org/markup-compatibility/2006" xmlns:o="urn:schemas-microsoft-com:office:office" xmlns:r="http://schemas.openxmlformats.org/officeDocument/2006/relationships" xmlns:m="http://schemas.openxmlformats.org/officeDocument/2006/math" xmlns:v="urn:schemas-microsoft-com:vml" xmlns:wp14="http://schemas.microsoft.com/office/word/2010/wordprocessingDrawing" xmlns:wp="http://schemas.openxmlformats.org/drawingml/2006/wordprocessingDrawing" xmlns:w10="urn:schemas-microsoft-com:office:word" xmlns:w="http://schemas.openxmlformats.org/wordprocessingml/2006/main" xmlns:w14="http://schemas.microsoft.com/office/word/2010/wordml" xmlns:w15="http://schemas.microsoft.com/office/word/2012/wordml" xmlns:w16se="http://schemas.microsoft.com/office/word/2015/wordml/symex" xmlns:wpg="http://schemas.microsoft.com/office/word/2010/wordprocessingGroup" xmlns:wpi="http://schemas.microsoft.com/office/word/2010/wordprocessingInk" xmlns:wne="http://schemas.microsoft.com/office/word/2006/wordml" xmlns:wps="http://schemas.microsoft.com/office/word/2010/wordprocessingShape" mc:Ignorable="w14 w15 w16se wp14">
   <w:body>
     <w:p>
       <w:pPr>
@@ -247,6 +247,13 @@
           </wp:anchor>
         </w:drawing>
       </w:r>
+      <w:r>
+        <w:rPr>
+          <w:spacing w:val="-2"/>
+          <w:sz w:val="16"/>
+        </w:rPr>
+        <w:t>+91 9</w:t>
+      </w:r>
       <w:bookmarkStart w:id="0" w:name="_GoBack"/>
       <w:bookmarkEnd w:id="0"/>
       <w:r>
@@ -254,7 +261,7 @@
           <w:spacing w:val="-2"/>
           <w:sz w:val="16"/>
         </w:rPr>
-        <w:t>9384754439</w:t>
+        <w:t>384754439</w:t>
       </w:r>
     </w:p>
     <w:p>
@@ -412,18 +419,9 @@
           <w:spacing w:val="-6"/>
           <w:sz w:val="16"/>
         </w:rPr>
-        <w:t>nagar</w:t>
-      </w:r>
-      <w:proofErr w:type="gramStart"/>
-      <w:r>
-        <w:rPr>
-          <w:spacing w:val="-6"/>
-          <w:sz w:val="16"/>
-        </w:rPr>
-        <w:t>,coimbatore</w:t>
+        <w:t>nagar,coimbatore</w:t>
       </w:r>
       <w:proofErr w:type="spellEnd"/>
-      <w:proofErr w:type="gramEnd"/>
       <w:r>
         <w:rPr>
           <w:spacing w:val="-6"/>
@@ -811,10 +809,10 @@
           <mc:Fallback>
             <w:pict>
               <v:group id="Group 4" o:spid="_x0000_s1026" style="position:absolute;left:0;text-align:left;margin-left:0;margin-top:-234.35pt;width:595.5pt;height:202.4pt;z-index:15730176;mso-wrap-distance-left:0;mso-wrap-distance-right:0;mso-position-horizontal-relative:page" coordsize="75628,25704" o:gfxdata="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">
-                <v:shape id="Graphic 5" o:spid="_x0000_s1027" style="position:absolute;width:34150;height:25704;visibility:visible;mso-wrap-style:square;v-text-anchor:top" coordsize="3415029,2570480" o:gfxdata="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" path="m,2570273l,,3414793,,,2570273xe" fillcolor="#754f3f" stroked="f">
+                <v:shape id="Graphic 5" o:spid="_x0000_s1027" style="position:absolute;width:34150;height:25704;visibility:visible;mso-wrap-style:square;v-text-anchor:top" coordsize="3415029,2570480" o:gfxdata="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" path="m,2570273l,,3414793,,,2570273xe" fillcolor="#754f3f" stroked="f">
                   <v:path arrowok="t"/>
                 </v:shape>
-                <v:shape id="Graphic 6" o:spid="_x0000_s1028" style="position:absolute;left:15068;width:60560;height:17246;visibility:visible;mso-wrap-style:square;v-text-anchor:top" coordsize="6055995,1724660" o:gfxdata="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" path="m,l6055955,r,1724173l,xe" fillcolor="#2a426a" stroked="f">
+                <v:shape id="Graphic 6" o:spid="_x0000_s1028" style="position:absolute;left:15068;width:60560;height:17246;visibility:visible;mso-wrap-style:square;v-text-anchor:top" coordsize="6055995,1724660" o:gfxdata="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" path="m,l6055955,r,1724173l,xe" fillcolor="#2a426a" stroked="f">
                   <v:path arrowok="t"/>
                 </v:shape>
                 <v:shapetype id="_x0000_t75" coordsize="21600,21600" o:spt="75" o:preferrelative="t" path="m@4@5l@4@11@9@11@9@5xe" filled="f" stroked="f">
@@ -836,14 +834,14 @@
                   <v:path o:extrusionok="f" gradientshapeok="t" o:connecttype="rect"/>
                   <o:lock v:ext="edit" aspectratio="t"/>
                 </v:shapetype>
-                <v:shape id="Image 7" o:spid="_x0000_s1029" type="#_x0000_t75" style="position:absolute;left:4978;top:3549;width:16668;height:20340;visibility:visible;mso-wrap-style:square" o:gfxdata="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">
+                <v:shape id="Image 7" o:spid="_x0000_s1029" type="#_x0000_t75" style="position:absolute;left:4978;top:3549;width:16668;height:20340;visibility:visible;mso-wrap-style:square" o:gfxdata="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">
                   <v:imagedata r:id="rId9" o:title=""/>
                 </v:shape>
                 <v:shapetype id="_x0000_t202" coordsize="21600,21600" o:spt="202" path="m,l,21600r21600,l21600,xe">
                   <v:stroke joinstyle="miter"/>
                   <v:path gradientshapeok="t" o:connecttype="rect"/>
                 </v:shapetype>
-                <v:shape id="Textbox 8" o:spid="_x0000_s1030" type="#_x0000_t202" style="position:absolute;width:75628;height:25704;visibility:visible;mso-wrap-style:square;v-text-anchor:top" o:gfxdata="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" filled="f" stroked="f">
+                <v:shape id="Textbox 8" o:spid="_x0000_s1030" type="#_x0000_t202" style="position:absolute;width:75628;height:25704;visibility:visible;mso-wrap-style:square;v-text-anchor:top" o:gfxdata="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" filled="f" stroked="f">
                   <v:textbox inset="0,0,0,0">
                     <w:txbxContent>
                       <w:p>
@@ -1043,19 +1041,11 @@
       <w:r>
         <w:t xml:space="preserve">software </w:t>
       </w:r>
-      <w:proofErr w:type="gramStart"/>
       <w:r>
         <w:rPr>
           <w:spacing w:val="-2"/>
         </w:rPr>
-        <w:t>development</w:t>
-      </w:r>
-      <w:proofErr w:type="gramEnd"/>
-      <w:r>
-        <w:rPr>
-          <w:spacing w:val="-2"/>
-        </w:rPr>
-        <w:t>.</w:t>
+        <w:t>development.</w:t>
       </w:r>
     </w:p>
     <w:p>
@@ -1327,13 +1317,8 @@
         </w:rPr>
         <w:t xml:space="preserve"> </w:t>
       </w:r>
-      <w:proofErr w:type="gramStart"/>
-      <w:r>
-        <w:t>python</w:t>
-      </w:r>
-      <w:proofErr w:type="gramEnd"/>
-      <w:r>
-        <w:t xml:space="preserve"> language</w:t>
+      <w:r>
+        <w:t>python language</w:t>
       </w:r>
     </w:p>
     <w:p>
@@ -2088,7 +2073,6 @@
         <w:t xml:space="preserve">English </w:t>
       </w:r>
       <w:proofErr w:type="spellStart"/>
-      <w:proofErr w:type="gramStart"/>
       <w:r>
         <w:rPr>
           <w:spacing w:val="-2"/>
@@ -2096,7 +2080,6 @@
         <w:t>telugu</w:t>
       </w:r>
       <w:proofErr w:type="spellEnd"/>
-      <w:proofErr w:type="gramEnd"/>
       <w:r>
         <w:rPr>
           <w:spacing w:val="-2"/>
@@ -3526,11 +3509,9 @@
         <w:pStyle w:val="BodyText"/>
         <w:ind w:left="697"/>
       </w:pPr>
-      <w:proofErr w:type="gramStart"/>
       <w:r>
         <w:t>camaraderie</w:t>
       </w:r>
-      <w:proofErr w:type="gramEnd"/>
       <w:r>
         <w:rPr>
           <w:spacing w:val="8"/>
@@ -3567,7 +3548,7 @@
 </file>
 
 <file path=word/styles.xml><?xml version="1.0" encoding="utf-8"?>
-<w:styles xmlns:mc="http://schemas.openxmlformats.org/markup-compatibility/2006" xmlns:r="http://schemas.openxmlformats.org/officeDocument/2006/relationships" xmlns:w="http://schemas.openxmlformats.org/wordprocessingml/2006/main" xmlns:w14="http://schemas.microsoft.com/office/word/2010/wordml" xmlns:w15="http://schemas.microsoft.com/office/word/2012/wordml" mc:Ignorable="w14 w15">
+<w:styles xmlns:mc="http://schemas.openxmlformats.org/markup-compatibility/2006" xmlns:r="http://schemas.openxmlformats.org/officeDocument/2006/relationships" xmlns:w="http://schemas.openxmlformats.org/wordprocessingml/2006/main" xmlns:w14="http://schemas.microsoft.com/office/word/2010/wordml" xmlns:w15="http://schemas.microsoft.com/office/word/2012/wordml" xmlns:w16se="http://schemas.microsoft.com/office/word/2015/wordml/symex" mc:Ignorable="w14 w15 w16se">
   <w:docDefaults>
     <w:rPrDefault>
       <w:rPr>

--- a/SUJITH.docx
+++ b/SUJITH.docx
@@ -247,15 +247,15 @@
           </wp:anchor>
         </w:drawing>
       </w:r>
+      <w:bookmarkStart w:id="0" w:name="_GoBack"/>
+      <w:bookmarkEnd w:id="0"/>
       <w:r>
         <w:rPr>
           <w:spacing w:val="-2"/>
           <w:sz w:val="16"/>
         </w:rPr>
-        <w:t>+91 9</w:t>
-      </w:r>
-      <w:bookmarkStart w:id="0" w:name="_GoBack"/>
-      <w:bookmarkEnd w:id="0"/>
+        <w:t xml:space="preserve"> 9</w:t>
+      </w:r>
       <w:r>
         <w:rPr>
           <w:spacing w:val="-2"/>
